--- a/media/R2499/output_dir/测试策略.docx
+++ b/media/R2499/output_dir/测试策略.docx
@@ -1,6 +1,6 @@
 
 <file path=word/document.xml><?xml version="1.0" encoding="utf-8"?>
-<w:document xmlns:wpc="http://schemas.microsoft.com/office/word/2010/wordprocessingCanvas" xmlns:cx="http://schemas.microsoft.com/office/drawing/2014/chartex" xmlns:cx1="http://schemas.microsoft.com/office/drawing/2015/9/8/chartex" xmlns:cx2="http://schemas.microsoft.com/office/drawing/2015/10/21/chartex" xmlns:cx3="http://schemas.microsoft.com/office/drawing/2016/5/9/chartex" xmlns:cx4="http://schemas.microsoft.com/office/drawing/2016/5/10/chartex" xmlns:cx5="http://schemas.microsoft.com/office/drawing/2016/5/11/chartex" xmlns:cx6="http://schemas.microsoft.com/office/drawing/2016/5/12/chartex" xmlns:cx7="http://schemas.microsoft.com/office/drawing/2016/5/13/chartex" xmlns:cx8="http://schemas.microsoft.com/office/drawing/2016/5/14/chartex" xmlns:mc="http://schemas.openxmlformats.org/markup-compatibility/2006" xmlns:aink="http://schemas.microsoft.com/office/drawing/2016/ink" xmlns:am3d="http://schemas.microsoft.com/office/drawing/2017/model3d" xmlns:o="urn:schemas-microsoft-com:office:office" xmlns:oel="http://schemas.microsoft.com/office/2019/extlst" xmlns:r="http://schemas.openxmlformats.org/officeDocument/2006/relationships" xmlns:m="http://schemas.openxmlformats.org/officeDocument/2006/math" xmlns:v="urn:schemas-microsoft-com:vml" xmlns:wp14="http://schemas.microsoft.com/office/word/2010/wordprocessingDrawing" xmlns:wp="http://schemas.openxmlformats.org/drawingml/2006/wordprocessingDrawing" xmlns:w10="urn:schemas-microsoft-com:office:word" xmlns:w="http://schemas.openxmlformats.org/wordprocessingml/2006/main" xmlns:w14="http://schemas.microsoft.com/office/word/2010/wordml" xmlns:w15="http://schemas.microsoft.com/office/word/2012/wordml" xmlns:w16cex="http://schemas.microsoft.com/office/word/2018/wordml/cex" xmlns:w16cid="http://schemas.microsoft.com/office/word/2016/wordml/cid" xmlns:w16="http://schemas.microsoft.com/office/word/2018/wordml" xmlns:w16du="http://schemas.microsoft.com/office/word/2023/wordml/word16du" xmlns:w16sdtdh="http://schemas.microsoft.com/office/word/2020/wordml/sdtdatahash" xmlns:w16se="http://schemas.microsoft.com/office/word/2015/wordml/symex" xmlns:wpg="http://schemas.microsoft.com/office/word/2010/wordprocessingGroup" xmlns:wpi="http://schemas.microsoft.com/office/word/2010/wordprocessingInk" xmlns:wne="http://schemas.microsoft.com/office/word/2006/wordml" xmlns:wps="http://schemas.microsoft.com/office/word/2010/wordprocessingShape" mc:Ignorable="w14 w15 w16se w16cid w16 w16cex w16sdtdh w16du wp14">
+<w:document xmlns:wpc="http://schemas.microsoft.com/office/word/2010/wordprocessingCanvas" xmlns:cx="http://schemas.microsoft.com/office/drawing/2014/chartex" xmlns:cx1="http://schemas.microsoft.com/office/drawing/2015/9/8/chartex" xmlns:cx2="http://schemas.microsoft.com/office/drawing/2015/10/21/chartex" xmlns:cx3="http://schemas.microsoft.com/office/drawing/2016/5/9/chartex" xmlns:cx4="http://schemas.microsoft.com/office/drawing/2016/5/10/chartex" xmlns:cx5="http://schemas.microsoft.com/office/drawing/2016/5/11/chartex" xmlns:cx6="http://schemas.microsoft.com/office/drawing/2016/5/12/chartex" xmlns:cx7="http://schemas.microsoft.com/office/drawing/2016/5/13/chartex" xmlns:cx8="http://schemas.microsoft.com/office/drawing/2016/5/14/chartex" xmlns:mc="http://schemas.openxmlformats.org/markup-compatibility/2006" xmlns:aink="http://schemas.microsoft.com/office/drawing/2016/ink" xmlns:am3d="http://schemas.microsoft.com/office/drawing/2017/model3d" xmlns:o="urn:schemas-microsoft-com:office:office" xmlns:oel="http://schemas.microsoft.com/office/2019/extlst" xmlns:r="http://schemas.openxmlformats.org/officeDocument/2006/relationships" xmlns:m="http://schemas.openxmlformats.org/officeDocument/2006/math" xmlns:v="urn:schemas-microsoft-com:vml" xmlns:wp14="http://schemas.microsoft.com/office/word/2010/wordprocessingDrawing" xmlns:wp="http://schemas.openxmlformats.org/drawingml/2006/wordprocessingDrawing" xmlns:w10="urn:schemas-microsoft-com:office:word" xmlns:w="http://schemas.openxmlformats.org/wordprocessingml/2006/main" xmlns:w14="http://schemas.microsoft.com/office/word/2010/wordml" xmlns:w15="http://schemas.microsoft.com/office/word/2012/wordml" xmlns:w16cex="http://schemas.microsoft.com/office/word/2018/wordml/cex" xmlns:w16cid="http://schemas.microsoft.com/office/word/2016/wordml/cid" xmlns:w16="http://schemas.microsoft.com/office/word/2018/wordml" xmlns:w16du="http://schemas.microsoft.com/office/word/2023/wordml/word16du" xmlns:w16sdtdh="http://schemas.microsoft.com/office/word/2020/wordml/sdtdatahash" xmlns:w16sdtfl="http://schemas.microsoft.com/office/word/2024/wordml/sdtformatlock" xmlns:w16se="http://schemas.microsoft.com/office/word/2015/wordml/symex" xmlns:wpg="http://schemas.microsoft.com/office/word/2010/wordprocessingGroup" xmlns:wpi="http://schemas.microsoft.com/office/word/2010/wordprocessingInk" xmlns:wne="http://schemas.microsoft.com/office/word/2006/wordml" xmlns:wps="http://schemas.microsoft.com/office/word/2010/wordprocessingShape" mc:Ignorable="w14 w15 w16se w16cid w16 w16cex w16sdtdh w16sdtfl w16du wp14">
   <w:body>
     <w:p>
       <w:pPr>
@@ -17,7 +17,1686 @@
           <w:sz w:val="24"/>
           <w:szCs w:val="24"/>
         </w:rPr>
-        <w:t xml:space="preserve">这是web端的测试策略</w:t>
+        <w:t xml:space="preserve">依据《军用软件测试指南》以及相关国军标的要求，测试组分析了系统研制总要求、系统研制任务书、软件需求规格说明等文档，结合XXXX软件特点和研制方提供的测试环境，制定以下第三方测试策略：</w:t>
+      </w:r>
+    </w:p>
+    <w:p>
+      <w:pPr>
+        <w:spacing w:line="360" w:lineRule="auto"/>
+        <w:ind w:firstLineChars="200" w:firstLine="480"/>
+        <w:rPr>
+          <w:sz w:val="24"/>
+          <w:szCs w:val="24"/>
+        </w:rPr>
+      </w:pPr>
+      <w:r>
+        <w:rPr>
+          <w:rFonts w:hint="eastAsia"/>
+          <w:sz w:val="24"/>
+          <w:szCs w:val="24"/>
+        </w:rPr>
+        <w:t xml:space="preserve">a）文档审查内容为审查文档的测试齐套性、准确性、一致性和完整性，对于文档差距较大的软件，由测评机构提出申请，测评机构组织开展会议审查。</w:t>
+      </w:r>
+    </w:p>
+    <w:p>
+      <w:pPr>
+        <w:spacing w:line="360" w:lineRule="auto"/>
+        <w:ind w:firstLineChars="200" w:firstLine="480"/>
+        <w:rPr>
+          <w:sz w:val="24"/>
+          <w:szCs w:val="24"/>
+        </w:rPr>
+      </w:pPr>
+      <w:r>
+        <w:rPr>
+          <w:rFonts w:hint="eastAsia"/>
+          <w:sz w:val="24"/>
+          <w:szCs w:val="24"/>
+        </w:rPr>
+        <w:t xml:space="preserve">b）XXXX软件为XXXX（例：关键）软件，需对全部程序开展静态分析和代码审查。</w:t>
+      </w:r>
+    </w:p>
+    <w:p>
+      <w:pPr>
+        <w:spacing w:line="360" w:lineRule="auto"/>
+        <w:ind w:firstLineChars="200" w:firstLine="480"/>
+        <w:rPr>
+          <w:sz w:val="24"/>
+          <w:szCs w:val="24"/>
+        </w:rPr>
+      </w:pPr>
+      <w:r>
+        <w:rPr>
+          <w:rFonts w:hint="eastAsia"/>
+          <w:sz w:val="24"/>
+          <w:szCs w:val="24"/>
+        </w:rPr>
+        <w:t xml:space="preserve">c）本测试先实施配置项测试，待配置项测试发现问题闭环后再实施系统级测试；</w:t>
+      </w:r>
+    </w:p>
+    <w:p>
+      <w:pPr>
+        <w:spacing w:line="360" w:lineRule="auto"/>
+        <w:ind w:firstLineChars="200" w:firstLine="480"/>
+        <w:rPr>
+          <w:sz w:val="24"/>
+          <w:szCs w:val="24"/>
+        </w:rPr>
+      </w:pPr>
+      <w:r>
+        <w:rPr>
+          <w:rFonts w:hint="eastAsia"/>
+          <w:sz w:val="24"/>
+          <w:szCs w:val="24"/>
+        </w:rPr>
+        <w:t xml:space="preserve">d）对于配置项测试，先开展文档审查、代码审查、静态分析等静态测试，待静态测试发现问题闭环后再开展动态测试；</w:t>
+      </w:r>
+    </w:p>
+    <w:p>
+      <w:pPr>
+        <w:spacing w:line="360" w:lineRule="auto"/>
+        <w:ind w:firstLineChars="200" w:firstLine="480"/>
+        <w:rPr>
+          <w:sz w:val="24"/>
+          <w:szCs w:val="24"/>
+        </w:rPr>
+      </w:pPr>
+      <w:r>
+        <w:rPr>
+          <w:rFonts w:hint="eastAsia"/>
+          <w:sz w:val="24"/>
+          <w:szCs w:val="24"/>
+        </w:rPr>
+        <w:t xml:space="preserve">e）本次测评对于性能指标（除时间强度指标外）的验证，需采集10次数据进行验证；</w:t>
+      </w:r>
+    </w:p>
+    <w:p>
+      <w:pPr>
+        <w:spacing w:line="360" w:lineRule="auto"/>
+        <w:ind w:firstLineChars="200" w:firstLine="480"/>
+        <w:rPr>
+          <w:sz w:val="24"/>
+          <w:szCs w:val="24"/>
+        </w:rPr>
+      </w:pPr>
+      <w:r>
+        <w:rPr>
+          <w:rFonts w:hint="eastAsia"/>
+          <w:sz w:val="24"/>
+          <w:szCs w:val="24"/>
+        </w:rPr>
+        <w:t xml:space="preserve">f）测试过程中存在有争议的问题，应组织研制单位、软件测评机构、软件总体单位、软件测评总体单位（如有）等相关方确认进行确认。</w:t>
+      </w:r>
+    </w:p>
+    <w:p>
+      <w:pPr>
+        <w:spacing w:line="360" w:lineRule="auto"/>
+        <w:ind w:firstLineChars="200" w:firstLine="480"/>
+        <w:rPr>
+          <w:sz w:val="24"/>
+          <w:szCs w:val="24"/>
+        </w:rPr>
+      </w:pPr>
+      <w:r>
+        <w:rPr>
+          <w:rFonts w:hint="eastAsia"/>
+          <w:sz w:val="24"/>
+          <w:szCs w:val="24"/>
+        </w:rPr>
+        <w:t xml:space="preserve">g）软件需求中未明确余量指标要求，依据《军用软件测评实验室测评过程和技能能力要求》按照20%的余量指标要求开展余量测试；</w:t>
+      </w:r>
+    </w:p>
+    <w:p>
+      <w:pPr>
+        <w:spacing w:line="360" w:lineRule="auto"/>
+        <w:ind w:firstLineChars="200" w:firstLine="480"/>
+        <w:rPr>
+          <w:sz w:val="24"/>
+          <w:szCs w:val="24"/>
+        </w:rPr>
+      </w:pPr>
+      <w:r>
+        <w:rPr>
+          <w:rFonts w:hint="eastAsia"/>
+          <w:sz w:val="24"/>
+          <w:szCs w:val="24"/>
+        </w:rPr>
+        <w:t xml:space="preserve">h）无法采用动态测试手段验证的内容采用代码审查的方式检查逻辑实现的正确性；</w:t>
+      </w:r>
+    </w:p>
+    <w:p>
+      <w:pPr>
+        <w:spacing w:line="360" w:lineRule="auto"/>
+        <w:ind w:firstLineChars="200" w:firstLine="480"/>
+        <w:rPr>
+          <w:sz w:val="24"/>
+          <w:szCs w:val="24"/>
+        </w:rPr>
+      </w:pPr>
+      <w:r>
+        <w:rPr>
+          <w:rFonts w:hint="eastAsia"/>
+          <w:sz w:val="24"/>
+          <w:szCs w:val="24"/>
+        </w:rPr>
+        <w:t xml:space="preserve">i）若存在需要观测中间运行状态等采用动态测试手段无法直接验证的功能时，借助插桩测试手段验证。</w:t>
+      </w:r>
+    </w:p>
+    <w:p>
+      <w:pPr>
+        <w:spacing w:line="360" w:lineRule="auto"/>
+        <w:ind w:firstLineChars="200" w:firstLine="480"/>
+        <w:rPr>
+          <w:sz w:val="24"/>
+          <w:szCs w:val="24"/>
+        </w:rPr>
+      </w:pPr>
+      <w:r>
+        <w:rPr>
+          <w:rFonts w:hint="eastAsia"/>
+          <w:sz w:val="24"/>
+          <w:szCs w:val="24"/>
+        </w:rPr>
+        <w:t xml:space="preserve">针对XX功能中的XX等功能/算法，首先采用代码审查的方式，人工审查软件代码实现满足软件需求规格说明、软件设计说明等文档的要求，然后开展动态测试。在动态测试过程中，受XXX限制/影响，采取XXXX方式，模拟典型的/边界上的场景，设计相应测试用例的XXX的测试输入数据，并查看软件能够进行XX功能/算法。</w:t>
+      </w:r>
+    </w:p>
+    <w:p>
+      <w:pPr>
+        <w:spacing w:line="360" w:lineRule="auto"/>
+        <w:ind w:firstLineChars="200" w:firstLine="480"/>
+        <w:rPr>
+          <w:sz w:val="24"/>
+          <w:szCs w:val="24"/>
+        </w:rPr>
+      </w:pPr>
+      <w:r>
+        <w:rPr>
+          <w:rFonts w:hint="eastAsia"/>
+          <w:sz w:val="24"/>
+          <w:szCs w:val="24"/>
+        </w:rPr>
+        <w:t xml:space="preserve">经分析，本次第三方测试需要开展的测试类型所对应的测试内容及测试方法见下表所示。</w:t>
+      </w:r>
+    </w:p>
+    <w:p>
+      <w:pPr>
+        <w:spacing w:line="360" w:lineRule="auto"/>
+        <w:jc w:val="center"/>
+        <w:rPr>
+          <w:szCs w:val="21"/>
+        </w:rPr>
+      </w:pPr>
+      <w:r>
+        <w:rPr>
+          <w:rFonts w:hint="eastAsia"/>
+          <w:szCs w:val="21"/>
+        </w:rPr>
+        <w:t xml:space="preserve">表6-3测试类型及测试方法</w:t>
+      </w:r>
+    </w:p>
+    <w:tbl>
+      <w:tblPr>
+        <w:tblW w:w="5000" w:type="pct"/>
+        <w:tblBorders>
+          <w:top w:val="single" w:sz="12" w:space="0" w:color="auto"/>
+          <w:left w:val="single" w:sz="12" w:space="0" w:color="auto"/>
+          <w:bottom w:val="single" w:sz="12" w:space="0" w:color="auto"/>
+          <w:right w:val="single" w:sz="12" w:space="0" w:color="auto"/>
+          <w:insideH w:val="single" w:sz="6" w:space="0" w:color="auto"/>
+          <w:insideV w:val="single" w:sz="6" w:space="0" w:color="auto"/>
+        </w:tblBorders>
+        <w:tblLook w:val="01E0" w:firstRow="1" w:lastRow="1" w:firstColumn="1" w:lastColumn="1" w:noHBand="0" w:noVBand="0"/>
+      </w:tblPr>
+      <w:tblGrid>
+        <w:gridCol w:w="3900"/>
+        <w:gridCol w:w="1839"/>
+        <w:gridCol w:w="3301"/>
+      </w:tblGrid>
+      <w:tr>
+        <w:trPr>
+          <w:trHeight w:val="454"/>
+        </w:trPr>
+        <w:tc>
+          <w:tcPr>
+            <w:tcW w:w="1017" w:type="pct"/>
+            <w:shd w:val="clear" w:color="auto" w:fill="auto"/>
+            <w:vAlign w:val="center"/>
+          </w:tcPr>
+          <w:p>
+            <w:pPr>
+              <w:rPr>
+                <w:szCs w:val="21"/>
+              </w:rPr>
+            </w:pPr>
+            <w:r>
+              <w:rPr>
+                <w:rFonts w:hint="eastAsia"/>
+                <w:szCs w:val="21"/>
+              </w:rPr>
+              <w:t xml:space="preserve">测试类型 名称</w:t>
+            </w:r>
+          </w:p>
+        </w:tc>
+        <w:tc>
+          <w:tcPr>
+            <w:tcW w:w="1017" w:type="pct"/>
+            <w:shd w:val="clear" w:color="auto" w:fill="auto"/>
+            <w:vAlign w:val="center"/>
+          </w:tcPr>
+          <w:p>
+            <w:pPr>
+              <w:rPr>
+                <w:szCs w:val="21"/>
+              </w:rPr>
+            </w:pPr>
+            <w:r>
+              <w:rPr>
+                <w:rFonts w:hint="eastAsia"/>
+                <w:szCs w:val="21"/>
+              </w:rPr>
+              <w:t xml:space="preserve">测试类型标识</w:t>
+            </w:r>
+          </w:p>
+        </w:tc>
+        <w:tc>
+          <w:tcPr>
+            <w:tcW w:w="1017" w:type="pct"/>
+            <w:shd w:val="clear" w:color="auto" w:fill="auto"/>
+            <w:vAlign w:val="center"/>
+          </w:tcPr>
+          <w:p>
+            <w:pPr>
+              <w:rPr>
+                <w:szCs w:val="21"/>
+              </w:rPr>
+            </w:pPr>
+            <w:r>
+              <w:rPr>
+                <w:rFonts w:hint="eastAsia"/>
+                <w:szCs w:val="21"/>
+              </w:rPr>
+              <w:t xml:space="preserve">测试内容及方法描述</w:t>
+            </w:r>
+          </w:p>
+        </w:tc>
+      </w:tr>
+      <w:tr>
+        <w:trPr>
+          <w:trHeight w:val="454"/>
+        </w:trPr>
+        <w:tc>
+          <w:tcPr>
+            <w:tcW w:w="1017" w:type="pct"/>
+            <w:shd w:val="clear" w:color="auto" w:fill="auto"/>
+            <w:vAlign w:val="center"/>
+          </w:tcPr>
+          <w:p>
+            <w:pPr>
+              <w:rPr>
+                <w:szCs w:val="21"/>
+              </w:rPr>
+            </w:pPr>
+            <w:r>
+              <w:rPr>
+                <w:rFonts w:hint="eastAsia"/>
+                <w:szCs w:val="21"/>
+              </w:rPr>
+              <w:t xml:space="preserve">文档审查</w:t>
+            </w:r>
+          </w:p>
+        </w:tc>
+        <w:tc>
+          <w:tcPr>
+            <w:tcW w:w="1017" w:type="pct"/>
+            <w:shd w:val="clear" w:color="auto" w:fill="auto"/>
+            <w:vAlign w:val="center"/>
+          </w:tcPr>
+          <w:p>
+            <w:pPr>
+              <w:rPr>
+                <w:szCs w:val="21"/>
+              </w:rPr>
+            </w:pPr>
+            <w:r>
+              <w:rPr>
+                <w:rFonts w:hint="eastAsia"/>
+                <w:szCs w:val="21"/>
+              </w:rPr>
+              <w:t xml:space="preserve">DC</w:t>
+            </w:r>
+          </w:p>
+        </w:tc>
+        <w:tc>
+          <w:tcPr>
+            <w:tcW w:w="1017" w:type="pct"/>
+            <w:shd w:val="clear" w:color="auto" w:fill="auto"/>
+            <w:vAlign w:val="center"/>
+          </w:tcPr>
+          <w:p>
+            <w:pPr>
+              <w:rPr>
+                <w:szCs w:val="21"/>
+              </w:rPr>
+            </w:pPr>
+            <w:r>
+              <w:rPr>
+                <w:rFonts w:hint="eastAsia"/>
+                <w:szCs w:val="21"/>
+              </w:rPr>
+              <w:t xml:space="preserve">通过人工审查的方式，依据《军用软件开发文档通用要求》，对研制方提交的软件需求规格说明、设计文档进行审查。文档审查依据文档检查单。</w:t>
+            </w:r>
+          </w:p>
+        </w:tc>
+      </w:tr>
+      <w:tr>
+        <w:trPr>
+          <w:trHeight w:val="454"/>
+        </w:trPr>
+        <w:tc>
+          <w:tcPr>
+            <w:tcW w:w="1017" w:type="pct"/>
+            <w:shd w:val="clear" w:color="auto" w:fill="auto"/>
+            <w:vAlign w:val="center"/>
+          </w:tcPr>
+          <w:p>
+            <w:pPr>
+              <w:rPr>
+                <w:szCs w:val="21"/>
+              </w:rPr>
+            </w:pPr>
+            <w:r>
+              <w:rPr>
+                <w:rFonts w:hint="eastAsia"/>
+                <w:szCs w:val="21"/>
+              </w:rPr>
+              <w:t xml:space="preserve">静态分析</w:t>
+            </w:r>
+          </w:p>
+        </w:tc>
+        <w:tc>
+          <w:tcPr>
+            <w:tcW w:w="1017" w:type="pct"/>
+            <w:shd w:val="clear" w:color="auto" w:fill="auto"/>
+            <w:vAlign w:val="center"/>
+          </w:tcPr>
+          <w:p>
+            <w:pPr>
+              <w:rPr>
+                <w:szCs w:val="21"/>
+              </w:rPr>
+            </w:pPr>
+            <w:r>
+              <w:rPr>
+                <w:rFonts w:hint="eastAsia"/>
+                <w:szCs w:val="21"/>
+              </w:rPr>
+              <w:t xml:space="preserve">SA</w:t>
+            </w:r>
+          </w:p>
+        </w:tc>
+        <w:tc>
+          <w:tcPr>
+            <w:tcW w:w="1017" w:type="pct"/>
+            <w:shd w:val="clear" w:color="auto" w:fill="auto"/>
+            <w:vAlign w:val="center"/>
+          </w:tcPr>
+          <w:p>
+            <w:pPr>
+              <w:rPr>
+                <w:szCs w:val="21"/>
+              </w:rPr>
+            </w:pPr>
+            <w:r>
+              <w:rPr>
+                <w:rFonts w:hint="eastAsia"/>
+                <w:szCs w:val="21"/>
+              </w:rPr>
+              <w:t xml:space="preserve">利用静态分析工具辅助进行控制流分析、数据流分析、接口特性分析和表达式分析，验证软件质量度量和编码规则是否满足标准要求</w:t>
+            </w:r>
+          </w:p>
+        </w:tc>
+      </w:tr>
+      <w:tr>
+        <w:trPr>
+          <w:trHeight w:val="454"/>
+        </w:trPr>
+        <w:tc>
+          <w:tcPr>
+            <w:tcW w:w="1017" w:type="pct"/>
+            <w:shd w:val="clear" w:color="auto" w:fill="auto"/>
+            <w:vAlign w:val="center"/>
+          </w:tcPr>
+          <w:p>
+            <w:pPr>
+              <w:rPr>
+                <w:szCs w:val="21"/>
+              </w:rPr>
+            </w:pPr>
+            <w:r>
+              <w:rPr>
+                <w:rFonts w:hint="eastAsia"/>
+                <w:szCs w:val="21"/>
+              </w:rPr>
+              <w:t xml:space="preserve">代码审查</w:t>
+            </w:r>
+          </w:p>
+        </w:tc>
+        <w:tc>
+          <w:tcPr>
+            <w:tcW w:w="1017" w:type="pct"/>
+            <w:shd w:val="clear" w:color="auto" w:fill="auto"/>
+            <w:vAlign w:val="center"/>
+          </w:tcPr>
+          <w:p>
+            <w:pPr>
+              <w:rPr>
+                <w:szCs w:val="21"/>
+              </w:rPr>
+            </w:pPr>
+            <w:r>
+              <w:rPr>
+                <w:rFonts w:hint="eastAsia"/>
+                <w:szCs w:val="21"/>
+              </w:rPr>
+              <w:t xml:space="preserve">CR</w:t>
+            </w:r>
+          </w:p>
+        </w:tc>
+        <w:tc>
+          <w:tcPr>
+            <w:tcW w:w="1017" w:type="pct"/>
+            <w:shd w:val="clear" w:color="auto" w:fill="auto"/>
+            <w:vAlign w:val="center"/>
+          </w:tcPr>
+          <w:p>
+            <w:pPr>
+              <w:rPr>
+                <w:szCs w:val="21"/>
+              </w:rPr>
+            </w:pPr>
+            <w:r>
+              <w:rPr>
+                <w:rFonts w:hint="eastAsia"/>
+                <w:szCs w:val="21"/>
+              </w:rPr>
+              <w:t xml:space="preserve">按照经过评审的代码审查单，使用测试工具Klocwork和人工审查相结合的方式，对软件进行代码和设计的一致性、代码编程规范性检查。</w:t>
+            </w:r>
+          </w:p>
+        </w:tc>
+      </w:tr>
+      <w:tr>
+        <w:trPr>
+          <w:trHeight w:val="454"/>
+        </w:trPr>
+        <w:tc>
+          <w:tcPr>
+            <w:tcW w:w="1017" w:type="pct"/>
+            <w:shd w:val="clear" w:color="auto" w:fill="auto"/>
+            <w:vAlign w:val="center"/>
+          </w:tcPr>
+          <w:p>
+            <w:pPr>
+              <w:rPr>
+                <w:szCs w:val="21"/>
+              </w:rPr>
+            </w:pPr>
+            <w:r>
+              <w:rPr>
+                <w:rFonts w:hint="eastAsia"/>
+                <w:szCs w:val="21"/>
+              </w:rPr>
+              <w:t xml:space="preserve">逻辑测试</w:t>
+            </w:r>
+          </w:p>
+        </w:tc>
+        <w:tc>
+          <w:tcPr>
+            <w:tcW w:w="1017" w:type="pct"/>
+            <w:shd w:val="clear" w:color="auto" w:fill="auto"/>
+            <w:vAlign w:val="center"/>
+          </w:tcPr>
+          <w:p>
+            <w:pPr>
+              <w:rPr>
+                <w:szCs w:val="21"/>
+              </w:rPr>
+            </w:pPr>
+            <w:r>
+              <w:rPr>
+                <w:rFonts w:hint="eastAsia"/>
+                <w:szCs w:val="21"/>
+              </w:rPr>
+              <w:t xml:space="preserve">LT</w:t>
+            </w:r>
+          </w:p>
+        </w:tc>
+        <w:tc>
+          <w:tcPr>
+            <w:tcW w:w="1017" w:type="pct"/>
+            <w:shd w:val="clear" w:color="auto" w:fill="auto"/>
+            <w:vAlign w:val="center"/>
+          </w:tcPr>
+          <w:p>
+            <w:pPr>
+              <w:rPr>
+                <w:szCs w:val="21"/>
+              </w:rPr>
+            </w:pPr>
+            <w:r>
+              <w:rPr>
+                <w:rFonts w:hint="eastAsia"/>
+                <w:szCs w:val="21"/>
+              </w:rPr>
+              <w:t xml:space="preserve">测试程序代码逻辑结构设计的合理性、实现的正确性，并对代码的分支覆盖率，语句覆盖率，判定/条件覆盖率、状态机覆盖率的进行统计、分析，评估是否满足覆盖率要求，对无法覆盖的内容逐一进行分析和人工确认。</w:t>
+            </w:r>
+          </w:p>
+        </w:tc>
+      </w:tr>
+      <w:tr>
+        <w:trPr>
+          <w:trHeight w:val="454"/>
+        </w:trPr>
+        <w:tc>
+          <w:tcPr>
+            <w:tcW w:w="1017" w:type="pct"/>
+            <w:shd w:val="clear" w:color="auto" w:fill="auto"/>
+            <w:vAlign w:val="center"/>
+          </w:tcPr>
+          <w:p>
+            <w:pPr>
+              <w:rPr>
+                <w:szCs w:val="21"/>
+              </w:rPr>
+            </w:pPr>
+            <w:r>
+              <w:rPr>
+                <w:rFonts w:hint="eastAsia"/>
+                <w:szCs w:val="21"/>
+              </w:rPr>
+              <w:t xml:space="preserve">功能测试</w:t>
+            </w:r>
+          </w:p>
+        </w:tc>
+        <w:tc>
+          <w:tcPr>
+            <w:tcW w:w="1017" w:type="pct"/>
+            <w:shd w:val="clear" w:color="auto" w:fill="auto"/>
+            <w:vAlign w:val="center"/>
+          </w:tcPr>
+          <w:p>
+            <w:pPr>
+              <w:rPr>
+                <w:szCs w:val="21"/>
+              </w:rPr>
+            </w:pPr>
+            <w:r>
+              <w:rPr>
+                <w:rFonts w:hint="eastAsia"/>
+                <w:szCs w:val="21"/>
+              </w:rPr>
+              <w:t xml:space="preserve">SU</w:t>
+            </w:r>
+          </w:p>
+        </w:tc>
+        <w:tc>
+          <w:tcPr>
+            <w:tcW w:w="1017" w:type="pct"/>
+            <w:shd w:val="clear" w:color="auto" w:fill="auto"/>
+            <w:vAlign w:val="center"/>
+          </w:tcPr>
+          <w:p>
+            <w:pPr>
+              <w:rPr>
+                <w:szCs w:val="21"/>
+              </w:rPr>
+            </w:pPr>
+            <w:r>
+              <w:rPr>
+                <w:rFonts w:hint="eastAsia"/>
+                <w:szCs w:val="21"/>
+              </w:rPr>
+              <w:t xml:space="preserve">功能测试根据被测软件的功能特点， 用正常值的等价类输入数据值测试； b）用非正常值的等价类输入数据值测试； c）进行每个功能的合法边界值和非法边界值输入的测试； d）用一系列真实的数据类型和数据值运行，测试超负荷、饱和及其他“最坏情况”的结果； e）对控制流程的正确性、合理性等进行验证； f）对用户接口正常和异常数据输入的测试。</w:t>
+            </w:r>
+          </w:p>
+        </w:tc>
+      </w:tr>
+      <w:tr>
+        <w:trPr>
+          <w:trHeight w:val="454"/>
+        </w:trPr>
+        <w:tc>
+          <w:tcPr>
+            <w:tcW w:w="1017" w:type="pct"/>
+            <w:shd w:val="clear" w:color="auto" w:fill="auto"/>
+            <w:vAlign w:val="center"/>
+          </w:tcPr>
+          <w:p>
+            <w:pPr>
+              <w:rPr>
+                <w:szCs w:val="21"/>
+              </w:rPr>
+            </w:pPr>
+            <w:r>
+              <w:rPr>
+                <w:rFonts w:hint="eastAsia"/>
+                <w:szCs w:val="21"/>
+              </w:rPr>
+              <w:t xml:space="preserve">接口测试</w:t>
+            </w:r>
+          </w:p>
+        </w:tc>
+        <w:tc>
+          <w:tcPr>
+            <w:tcW w:w="1017" w:type="pct"/>
+            <w:shd w:val="clear" w:color="auto" w:fill="auto"/>
+            <w:vAlign w:val="center"/>
+          </w:tcPr>
+          <w:p>
+            <w:pPr>
+              <w:rPr>
+                <w:szCs w:val="21"/>
+              </w:rPr>
+            </w:pPr>
+            <w:r>
+              <w:rPr>
+                <w:rFonts w:hint="eastAsia"/>
+                <w:szCs w:val="21"/>
+              </w:rPr>
+              <w:t xml:space="preserve">IO</w:t>
+            </w:r>
+          </w:p>
+        </w:tc>
+        <w:tc>
+          <w:tcPr>
+            <w:tcW w:w="1017" w:type="pct"/>
+            <w:shd w:val="clear" w:color="auto" w:fill="auto"/>
+            <w:vAlign w:val="center"/>
+          </w:tcPr>
+          <w:p>
+            <w:pPr>
+              <w:rPr>
+                <w:szCs w:val="21"/>
+              </w:rPr>
+            </w:pPr>
+            <w:r>
+              <w:rPr>
+                <w:rFonts w:hint="eastAsia"/>
+                <w:szCs w:val="21"/>
+              </w:rPr>
+              <w:t xml:space="preserve">对配置项接口测试主要测试配置项软件的对外接口，对子系统接口进行测试主要测试子系统的对外接口； 1、测试输出的数据格式是否满足通信协议的要求； 2、对传输发生异常的数据，软件是否有相应的容错机制。</w:t>
+            </w:r>
+          </w:p>
+        </w:tc>
+      </w:tr>
+      <w:tr>
+        <w:trPr>
+          <w:trHeight w:val="454"/>
+        </w:trPr>
+        <w:tc>
+          <w:tcPr>
+            <w:tcW w:w="1017" w:type="pct"/>
+            <w:shd w:val="clear" w:color="auto" w:fill="auto"/>
+            <w:vAlign w:val="center"/>
+          </w:tcPr>
+          <w:p>
+            <w:pPr>
+              <w:rPr>
+                <w:szCs w:val="21"/>
+              </w:rPr>
+            </w:pPr>
+            <w:r>
+              <w:rPr>
+                <w:rFonts w:hint="eastAsia"/>
+                <w:szCs w:val="21"/>
+              </w:rPr>
+              <w:t xml:space="preserve">性能测试</w:t>
+            </w:r>
+          </w:p>
+        </w:tc>
+        <w:tc>
+          <w:tcPr>
+            <w:tcW w:w="1017" w:type="pct"/>
+            <w:shd w:val="clear" w:color="auto" w:fill="auto"/>
+            <w:vAlign w:val="center"/>
+          </w:tcPr>
+          <w:p>
+            <w:pPr>
+              <w:rPr>
+                <w:szCs w:val="21"/>
+              </w:rPr>
+            </w:pPr>
+            <w:r>
+              <w:rPr>
+                <w:rFonts w:hint="eastAsia"/>
+                <w:szCs w:val="21"/>
+              </w:rPr>
+              <w:t xml:space="preserve">AC</w:t>
+            </w:r>
+          </w:p>
+        </w:tc>
+        <w:tc>
+          <w:tcPr>
+            <w:tcW w:w="1017" w:type="pct"/>
+            <w:shd w:val="clear" w:color="auto" w:fill="auto"/>
+            <w:vAlign w:val="center"/>
+          </w:tcPr>
+          <w:p>
+            <w:pPr>
+              <w:rPr>
+                <w:szCs w:val="21"/>
+              </w:rPr>
+            </w:pPr>
+            <w:r>
+              <w:rPr>
+                <w:rFonts w:hint="eastAsia"/>
+                <w:szCs w:val="21"/>
+              </w:rPr>
+              <w:t xml:space="preserve">检查被测软件是否满足需求规格说明中规定的性能指标。性能测试需要进行多次读取测量值，每次测量值均满足测试要求，则测试通过。 抗干扰、移动性等性能使用信号源、信道仪等设备进行辅助测试； 传输性能、自组网性能使用windows自带ping工具、iperf工具等软件工具进行辅助测试；</w:t>
+            </w:r>
+          </w:p>
+        </w:tc>
+      </w:tr>
+      <w:tr>
+        <w:trPr>
+          <w:trHeight w:val="454"/>
+        </w:trPr>
+        <w:tc>
+          <w:tcPr>
+            <w:tcW w:w="1017" w:type="pct"/>
+            <w:shd w:val="clear" w:color="auto" w:fill="auto"/>
+            <w:vAlign w:val="center"/>
+          </w:tcPr>
+          <w:p>
+            <w:pPr>
+              <w:rPr>
+                <w:szCs w:val="21"/>
+              </w:rPr>
+            </w:pPr>
+            <w:r>
+              <w:rPr>
+                <w:rFonts w:hint="eastAsia"/>
+                <w:szCs w:val="21"/>
+              </w:rPr>
+              <w:t xml:space="preserve">强度测试</w:t>
+            </w:r>
+          </w:p>
+        </w:tc>
+        <w:tc>
+          <w:tcPr>
+            <w:tcW w:w="1017" w:type="pct"/>
+            <w:shd w:val="clear" w:color="auto" w:fill="auto"/>
+            <w:vAlign w:val="center"/>
+          </w:tcPr>
+          <w:p>
+            <w:pPr>
+              <w:rPr>
+                <w:szCs w:val="21"/>
+              </w:rPr>
+            </w:pPr>
+            <w:r>
+              <w:rPr>
+                <w:rFonts w:hint="eastAsia"/>
+                <w:szCs w:val="21"/>
+              </w:rPr>
+              <w:t xml:space="preserve">ST</w:t>
+            </w:r>
+          </w:p>
+        </w:tc>
+        <w:tc>
+          <w:tcPr>
+            <w:tcW w:w="1017" w:type="pct"/>
+            <w:shd w:val="clear" w:color="auto" w:fill="auto"/>
+            <w:vAlign w:val="center"/>
+          </w:tcPr>
+          <w:p>
+            <w:pPr>
+              <w:rPr>
+                <w:szCs w:val="21"/>
+              </w:rPr>
+            </w:pPr>
+            <w:r>
+              <w:rPr>
+                <w:rFonts w:hint="eastAsia"/>
+                <w:szCs w:val="21"/>
+              </w:rPr>
+              <w:t xml:space="preserve">强制软件运行在不正常到发生故障的情况下（设计的极限状态到超出极限），检验软件可以运行到何种程度的测试； 强度测试通过长时间运行系统、加大通信力度等方式进行验证系统的抗压能力。</w:t>
+            </w:r>
+          </w:p>
+        </w:tc>
+      </w:tr>
+      <w:tr>
+        <w:trPr>
+          <w:trHeight w:val="454"/>
+        </w:trPr>
+        <w:tc>
+          <w:tcPr>
+            <w:tcW w:w="1017" w:type="pct"/>
+            <w:shd w:val="clear" w:color="auto" w:fill="auto"/>
+            <w:vAlign w:val="center"/>
+          </w:tcPr>
+          <w:p>
+            <w:pPr>
+              <w:rPr>
+                <w:szCs w:val="21"/>
+              </w:rPr>
+            </w:pPr>
+            <w:r>
+              <w:rPr>
+                <w:rFonts w:hint="eastAsia"/>
+                <w:szCs w:val="21"/>
+              </w:rPr>
+              <w:t xml:space="preserve">安全性测试</w:t>
+            </w:r>
+          </w:p>
+        </w:tc>
+        <w:tc>
+          <w:tcPr>
+            <w:tcW w:w="1017" w:type="pct"/>
+            <w:shd w:val="clear" w:color="auto" w:fill="auto"/>
+            <w:vAlign w:val="center"/>
+          </w:tcPr>
+          <w:p>
+            <w:pPr>
+              <w:rPr>
+                <w:szCs w:val="21"/>
+              </w:rPr>
+            </w:pPr>
+            <w:r>
+              <w:rPr>
+                <w:rFonts w:hint="eastAsia"/>
+                <w:szCs w:val="21"/>
+              </w:rPr>
+              <w:t xml:space="preserve">SE</w:t>
+            </w:r>
+          </w:p>
+        </w:tc>
+        <w:tc>
+          <w:tcPr>
+            <w:tcW w:w="1017" w:type="pct"/>
+            <w:shd w:val="clear" w:color="auto" w:fill="auto"/>
+            <w:vAlign w:val="center"/>
+          </w:tcPr>
+          <w:p>
+            <w:pPr>
+              <w:rPr>
+                <w:szCs w:val="21"/>
+              </w:rPr>
+            </w:pPr>
+            <w:r>
+              <w:rPr>
+                <w:rFonts w:hint="eastAsia"/>
+                <w:szCs w:val="21"/>
+              </w:rPr>
+              <w:t xml:space="preserve">进行对异常条件下软件的处理和保护能力的测试（以表明不会因为可能的单个或多个输入错误而导致的不安全状态）； 安全性针对用户鉴权、用户登录安全、参数合法性检查、异常断电安全等情况进行测试；</w:t>
+            </w:r>
+          </w:p>
+        </w:tc>
+      </w:tr>
+      <w:tr>
+        <w:trPr>
+          <w:trHeight w:val="454"/>
+        </w:trPr>
+        <w:tc>
+          <w:tcPr>
+            <w:tcW w:w="1017" w:type="pct"/>
+            <w:shd w:val="clear" w:color="auto" w:fill="auto"/>
+            <w:vAlign w:val="center"/>
+          </w:tcPr>
+          <w:p>
+            <w:pPr>
+              <w:rPr>
+                <w:szCs w:val="21"/>
+              </w:rPr>
+            </w:pPr>
+            <w:r>
+              <w:rPr>
+                <w:rFonts w:hint="eastAsia"/>
+                <w:szCs w:val="21"/>
+              </w:rPr>
+              <w:t xml:space="preserve">人机交互界面测试</w:t>
+            </w:r>
+          </w:p>
+        </w:tc>
+        <w:tc>
+          <w:tcPr>
+            <w:tcW w:w="1017" w:type="pct"/>
+            <w:shd w:val="clear" w:color="auto" w:fill="auto"/>
+            <w:vAlign w:val="center"/>
+          </w:tcPr>
+          <w:p>
+            <w:pPr>
+              <w:rPr>
+                <w:szCs w:val="21"/>
+              </w:rPr>
+            </w:pPr>
+            <w:r>
+              <w:rPr>
+                <w:rFonts w:hint="eastAsia"/>
+                <w:szCs w:val="21"/>
+              </w:rPr>
+              <w:t xml:space="preserve">GUI</w:t>
+            </w:r>
+          </w:p>
+        </w:tc>
+        <w:tc>
+          <w:tcPr>
+            <w:tcW w:w="1017" w:type="pct"/>
+            <w:shd w:val="clear" w:color="auto" w:fill="auto"/>
+            <w:vAlign w:val="center"/>
+          </w:tcPr>
+          <w:p>
+            <w:pPr>
+              <w:rPr>
+                <w:szCs w:val="21"/>
+              </w:rPr>
+            </w:pPr>
+            <w:r>
+              <w:rPr>
+                <w:rFonts w:hint="eastAsia"/>
+                <w:szCs w:val="21"/>
+              </w:rPr>
+              <w:t xml:space="preserve">依据软件人机界面规范，验证软件人机交互界面的完整性，一致性，准确性，友好性，合理性，指导性；</w:t>
+            </w:r>
+          </w:p>
+        </w:tc>
+      </w:tr>
+      <w:tr>
+        <w:trPr>
+          <w:trHeight w:val="454"/>
+        </w:trPr>
+        <w:tc>
+          <w:tcPr>
+            <w:tcW w:w="1017" w:type="pct"/>
+            <w:shd w:val="clear" w:color="auto" w:fill="auto"/>
+            <w:vAlign w:val="center"/>
+          </w:tcPr>
+          <w:p>
+            <w:pPr>
+              <w:rPr>
+                <w:szCs w:val="21"/>
+              </w:rPr>
+            </w:pPr>
+            <w:r>
+              <w:rPr>
+                <w:rFonts w:hint="eastAsia"/>
+                <w:szCs w:val="21"/>
+              </w:rPr>
+              <w:t xml:space="preserve">余量测试</w:t>
+            </w:r>
+          </w:p>
+        </w:tc>
+        <w:tc>
+          <w:tcPr>
+            <w:tcW w:w="1017" w:type="pct"/>
+            <w:shd w:val="clear" w:color="auto" w:fill="auto"/>
+            <w:vAlign w:val="center"/>
+          </w:tcPr>
+          <w:p>
+            <w:pPr>
+              <w:rPr>
+                <w:szCs w:val="21"/>
+              </w:rPr>
+            </w:pPr>
+            <w:r>
+              <w:rPr>
+                <w:rFonts w:hint="eastAsia"/>
+                <w:szCs w:val="21"/>
+              </w:rPr>
+              <w:t xml:space="preserve">AT</w:t>
+            </w:r>
+          </w:p>
+        </w:tc>
+        <w:tc>
+          <w:tcPr>
+            <w:tcW w:w="1017" w:type="pct"/>
+            <w:shd w:val="clear" w:color="auto" w:fill="auto"/>
+            <w:vAlign w:val="center"/>
+          </w:tcPr>
+          <w:p>
+            <w:pPr>
+              <w:rPr>
+                <w:szCs w:val="21"/>
+              </w:rPr>
+            </w:pPr>
+            <w:r>
+              <w:rPr>
+                <w:rFonts w:hint="eastAsia"/>
+                <w:szCs w:val="21"/>
+              </w:rPr>
+              <w:t xml:space="preserve">余量测试主要是验证程序存储空间、程序运行空间、数据存储空间以及软件控制周期的余量是否达到需求规格说明中的要求，若无明确要求时，一般要求留有不少于20%的余量。</w:t>
+            </w:r>
+          </w:p>
+        </w:tc>
+      </w:tr>
+      <w:tr>
+        <w:trPr>
+          <w:trHeight w:val="454"/>
+        </w:trPr>
+        <w:tc>
+          <w:tcPr>
+            <w:tcW w:w="1017" w:type="pct"/>
+            <w:shd w:val="clear" w:color="auto" w:fill="auto"/>
+            <w:vAlign w:val="center"/>
+          </w:tcPr>
+          <w:p>
+            <w:pPr>
+              <w:rPr>
+                <w:szCs w:val="21"/>
+              </w:rPr>
+            </w:pPr>
+            <w:r>
+              <w:rPr>
+                <w:rFonts w:hint="eastAsia"/>
+                <w:szCs w:val="21"/>
+              </w:rPr>
+              <w:t xml:space="preserve">边界测试</w:t>
+            </w:r>
+          </w:p>
+        </w:tc>
+        <w:tc>
+          <w:tcPr>
+            <w:tcW w:w="1017" w:type="pct"/>
+            <w:shd w:val="clear" w:color="auto" w:fill="auto"/>
+            <w:vAlign w:val="center"/>
+          </w:tcPr>
+          <w:p>
+            <w:pPr>
+              <w:rPr>
+                <w:szCs w:val="21"/>
+              </w:rPr>
+            </w:pPr>
+            <w:r>
+              <w:rPr>
+                <w:rFonts w:hint="eastAsia"/>
+                <w:szCs w:val="21"/>
+              </w:rPr>
+              <w:t xml:space="preserve">BT</w:t>
+            </w:r>
+          </w:p>
+        </w:tc>
+        <w:tc>
+          <w:tcPr>
+            <w:tcW w:w="1017" w:type="pct"/>
+            <w:shd w:val="clear" w:color="auto" w:fill="auto"/>
+            <w:vAlign w:val="center"/>
+          </w:tcPr>
+          <w:p>
+            <w:pPr>
+              <w:rPr>
+                <w:szCs w:val="21"/>
+              </w:rPr>
+            </w:pPr>
+            <w:r>
+              <w:rPr>
+                <w:rFonts w:hint="eastAsia"/>
+                <w:szCs w:val="21"/>
+              </w:rPr>
+              <w:t xml:space="preserve">针对各属性值的边界值，采用边界值左侧临界点、右侧临界点、边界值以及正常值等采样点数值进行验证。测试包括对正常范围内的边界进行测试，还包括对异常边界进行测试。</w:t>
+            </w:r>
+          </w:p>
+        </w:tc>
+      </w:tr>
+      <w:tr>
+        <w:trPr>
+          <w:trHeight w:val="454"/>
+        </w:trPr>
+        <w:tc>
+          <w:tcPr>
+            <w:tcW w:w="1017" w:type="pct"/>
+            <w:shd w:val="clear" w:color="auto" w:fill="auto"/>
+            <w:vAlign w:val="center"/>
+          </w:tcPr>
+          <w:p>
+            <w:pPr>
+              <w:rPr>
+                <w:szCs w:val="21"/>
+              </w:rPr>
+            </w:pPr>
+            <w:r>
+              <w:rPr>
+                <w:rFonts w:hint="eastAsia"/>
+                <w:szCs w:val="21"/>
+              </w:rPr>
+              <w:t xml:space="preserve">恢复性测试</w:t>
+            </w:r>
+          </w:p>
+        </w:tc>
+        <w:tc>
+          <w:tcPr>
+            <w:tcW w:w="1017" w:type="pct"/>
+            <w:shd w:val="clear" w:color="auto" w:fill="auto"/>
+            <w:vAlign w:val="center"/>
+          </w:tcPr>
+          <w:p>
+            <w:pPr>
+              <w:rPr>
+                <w:szCs w:val="21"/>
+              </w:rPr>
+            </w:pPr>
+            <w:r>
+              <w:rPr>
+                <w:rFonts w:hint="eastAsia"/>
+                <w:szCs w:val="21"/>
+              </w:rPr>
+              <w:t xml:space="preserve">RE</w:t>
+            </w:r>
+          </w:p>
+        </w:tc>
+        <w:tc>
+          <w:tcPr>
+            <w:tcW w:w="1017" w:type="pct"/>
+            <w:shd w:val="clear" w:color="auto" w:fill="auto"/>
+            <w:vAlign w:val="center"/>
+          </w:tcPr>
+          <w:p>
+            <w:pPr>
+              <w:rPr>
+                <w:szCs w:val="21"/>
+              </w:rPr>
+            </w:pPr>
+            <w:r>
+              <w:rPr>
+                <w:rFonts w:hint="eastAsia"/>
+                <w:szCs w:val="21"/>
+              </w:rPr>
+              <w:t xml:space="preserve">对软件在故障或复位后是否能够恢复到正确的状态进行测试。 恢复性包括系统配置恢复、单通恢复、告警恢复等异常状态的恢复情况进行验证；</w:t>
+            </w:r>
+          </w:p>
+        </w:tc>
+      </w:tr>
+      <w:tr>
+        <w:trPr>
+          <w:trHeight w:val="454"/>
+        </w:trPr>
+        <w:tc>
+          <w:tcPr>
+            <w:tcW w:w="1017" w:type="pct"/>
+            <w:shd w:val="clear" w:color="auto" w:fill="auto"/>
+            <w:vAlign w:val="center"/>
+          </w:tcPr>
+          <w:p>
+            <w:pPr>
+              <w:rPr>
+                <w:szCs w:val="21"/>
+              </w:rPr>
+            </w:pPr>
+            <w:r>
+              <w:rPr>
+                <w:rFonts w:hint="eastAsia"/>
+                <w:szCs w:val="21"/>
+              </w:rPr>
+              <w:t xml:space="preserve">数据处理测试</w:t>
+            </w:r>
+          </w:p>
+        </w:tc>
+        <w:tc>
+          <w:tcPr>
+            <w:tcW w:w="1017" w:type="pct"/>
+            <w:shd w:val="clear" w:color="auto" w:fill="auto"/>
+            <w:vAlign w:val="center"/>
+          </w:tcPr>
+          <w:p>
+            <w:pPr>
+              <w:rPr>
+                <w:szCs w:val="21"/>
+              </w:rPr>
+            </w:pPr>
+            <w:r>
+              <w:rPr>
+                <w:rFonts w:hint="eastAsia"/>
+                <w:szCs w:val="21"/>
+              </w:rPr>
+              <w:t xml:space="preserve">DP</w:t>
+            </w:r>
+          </w:p>
+        </w:tc>
+        <w:tc>
+          <w:tcPr>
+            <w:tcW w:w="1017" w:type="pct"/>
+            <w:shd w:val="clear" w:color="auto" w:fill="auto"/>
+            <w:vAlign w:val="center"/>
+          </w:tcPr>
+          <w:p>
+            <w:pPr>
+              <w:rPr>
+                <w:szCs w:val="21"/>
+              </w:rPr>
+            </w:pPr>
+            <w:r>
+              <w:rPr>
+                <w:rFonts w:hint="eastAsia"/>
+                <w:szCs w:val="21"/>
+              </w:rPr>
+              <w:t xml:space="preserve">a）应对数据文件存取、数据库操作、数据采集、数据融合、数据转换、数据解析等专门数据处理功能进行测试； b）应对剔除坏数据、数据滤波、数据容错等数据特殊处理功能进行测试； c）应针对数据读取/写入过程中的容错、保护、超时等进行测试； d）应对大数据处理算法、模型的实现正确性进行测试。</w:t>
+            </w:r>
+          </w:p>
+        </w:tc>
+      </w:tr>
+      <w:tr>
+        <w:trPr>
+          <w:trHeight w:val="454"/>
+        </w:trPr>
+        <w:tc>
+          <w:tcPr>
+            <w:tcW w:w="1017" w:type="pct"/>
+            <w:shd w:val="clear" w:color="auto" w:fill="auto"/>
+            <w:vAlign w:val="center"/>
+          </w:tcPr>
+          <w:p>
+            <w:pPr>
+              <w:rPr>
+                <w:szCs w:val="21"/>
+              </w:rPr>
+            </w:pPr>
+            <w:r>
+              <w:rPr>
+                <w:rFonts w:hint="eastAsia"/>
+                <w:szCs w:val="21"/>
+              </w:rPr>
+              <w:t xml:space="preserve">兼容性测试</w:t>
+            </w:r>
+          </w:p>
+        </w:tc>
+        <w:tc>
+          <w:tcPr>
+            <w:tcW w:w="1017" w:type="pct"/>
+            <w:shd w:val="clear" w:color="auto" w:fill="auto"/>
+            <w:vAlign w:val="center"/>
+          </w:tcPr>
+          <w:p>
+            <w:pPr>
+              <w:rPr>
+                <w:szCs w:val="21"/>
+              </w:rPr>
+            </w:pPr>
+            <w:r>
+              <w:rPr>
+                <w:rFonts w:hint="eastAsia"/>
+                <w:szCs w:val="21"/>
+              </w:rPr>
+              <w:t xml:space="preserve">JR</w:t>
+            </w:r>
+          </w:p>
+        </w:tc>
+        <w:tc>
+          <w:tcPr>
+            <w:tcW w:w="1017" w:type="pct"/>
+            <w:shd w:val="clear" w:color="auto" w:fill="auto"/>
+            <w:vAlign w:val="center"/>
+          </w:tcPr>
+          <w:p>
+            <w:pPr>
+              <w:rPr>
+                <w:szCs w:val="21"/>
+              </w:rPr>
+            </w:pPr>
+            <w:r>
+              <w:rPr>
+                <w:rFonts w:hint="eastAsia"/>
+                <w:szCs w:val="21"/>
+              </w:rPr>
+              <w:t xml:space="preserve">测试软件不同版本之间、不同软件产品之间、不同软硬件环境之间兼容程度 主要测试内容如下： a) 当新版本软件替代旧版本软件时，对软件进行向下兼容性测试； b) 当多个软件版本可以同时使用时，对软件进行相互兼容性测试； c) 当两个软件产品可在同一硬件环境中替换使用时，对软件进行交错兼容性测试； d) 当软件产品可能在不同的硬件设备中使用时，对软件进行适配兼容性测试； e) 当软件产品可能在不同的软件环境中使用时，对软件进行环境兼容性测试； f) 针对替代国外软件的国产化软件，对软件进行交错兼容性测试。</w:t>
+            </w:r>
+          </w:p>
+        </w:tc>
+      </w:tr>
+      <w:tr>
+        <w:trPr>
+          <w:trHeight w:val="454"/>
+        </w:trPr>
+        <w:tc>
+          <w:tcPr>
+            <w:tcW w:w="1017" w:type="pct"/>
+            <w:shd w:val="clear" w:color="auto" w:fill="auto"/>
+            <w:vAlign w:val="center"/>
+          </w:tcPr>
+          <w:p>
+            <w:pPr>
+              <w:rPr>
+                <w:szCs w:val="21"/>
+              </w:rPr>
+            </w:pPr>
+            <w:r>
+              <w:rPr>
+                <w:rFonts w:hint="eastAsia"/>
+                <w:szCs w:val="21"/>
+              </w:rPr>
+              <w:t xml:space="preserve">安装性测试</w:t>
+            </w:r>
+          </w:p>
+        </w:tc>
+        <w:tc>
+          <w:tcPr>
+            <w:tcW w:w="1017" w:type="pct"/>
+            <w:shd w:val="clear" w:color="auto" w:fill="auto"/>
+            <w:vAlign w:val="center"/>
+          </w:tcPr>
+          <w:p>
+            <w:pPr>
+              <w:rPr>
+                <w:szCs w:val="21"/>
+              </w:rPr>
+            </w:pPr>
+            <w:r>
+              <w:rPr>
+                <w:rFonts w:hint="eastAsia"/>
+                <w:szCs w:val="21"/>
+              </w:rPr>
+              <w:t xml:space="preserve">AZ</w:t>
+            </w:r>
+          </w:p>
+        </w:tc>
+        <w:tc>
+          <w:tcPr>
+            <w:tcW w:w="1017" w:type="pct"/>
+            <w:shd w:val="clear" w:color="auto" w:fill="auto"/>
+            <w:vAlign w:val="center"/>
+          </w:tcPr>
+          <w:p>
+            <w:pPr>
+              <w:rPr>
+                <w:szCs w:val="21"/>
+              </w:rPr>
+            </w:pPr>
+            <w:r>
+              <w:rPr>
+                <w:rFonts w:hint="eastAsia"/>
+                <w:szCs w:val="21"/>
+              </w:rPr>
+              <w:t xml:space="preserve">测试软件安装过程是否满足安装需求、是否符合安装规程。 主要测试内容如下： a) 对软件安装到应用系统中的操作过程是否正确进行测试 b) 测试安装过程与产品规格说明或用户手册中所说明的安装规程是否文实一致； c) 对软件卸载功能进行测试，并测试卸载后系统中的软件痕迹是否彻底清除干净； d) 对适用于多种操作系统或多种系统配置的软件，应对软件在各种环境下的安装性进行测试； e) 系统级测试中对应用软件的部署与撤收进行测试，包括在线升级、数据迁移、系统配置等相关。</w:t>
+            </w:r>
+          </w:p>
+        </w:tc>
+      </w:tr>
+      <w:tr>
+        <w:trPr>
+          <w:trHeight w:val="454"/>
+        </w:trPr>
+        <w:tc>
+          <w:tcPr>
+            <w:tcW w:w="1017" w:type="pct"/>
+            <w:shd w:val="clear" w:color="auto" w:fill="auto"/>
+            <w:vAlign w:val="center"/>
+          </w:tcPr>
+          <w:p>
+            <w:pPr>
+              <w:rPr>
+                <w:szCs w:val="21"/>
+              </w:rPr>
+            </w:pPr>
+            <w:r>
+              <w:rPr>
+                <w:rFonts w:hint="eastAsia"/>
+                <w:szCs w:val="21"/>
+              </w:rPr>
+              <w:t xml:space="preserve">容量测试</w:t>
+            </w:r>
+          </w:p>
+        </w:tc>
+        <w:tc>
+          <w:tcPr>
+            <w:tcW w:w="1017" w:type="pct"/>
+            <w:shd w:val="clear" w:color="auto" w:fill="auto"/>
+            <w:vAlign w:val="center"/>
+          </w:tcPr>
+          <w:p>
+            <w:pPr>
+              <w:rPr>
+                <w:szCs w:val="21"/>
+              </w:rPr>
+            </w:pPr>
+            <w:r>
+              <w:rPr>
+                <w:rFonts w:hint="eastAsia"/>
+                <w:szCs w:val="21"/>
+              </w:rPr>
+              <w:t xml:space="preserve">RL</w:t>
+            </w:r>
+          </w:p>
+        </w:tc>
+        <w:tc>
+          <w:tcPr>
+            <w:tcW w:w="1017" w:type="pct"/>
+            <w:shd w:val="clear" w:color="auto" w:fill="auto"/>
+            <w:vAlign w:val="center"/>
+          </w:tcPr>
+          <w:p>
+            <w:pPr>
+              <w:rPr>
+                <w:szCs w:val="21"/>
+              </w:rPr>
+            </w:pPr>
+            <w:r>
+              <w:rPr>
+                <w:rFonts w:hint="eastAsia"/>
+                <w:szCs w:val="21"/>
+              </w:rPr>
+              <w:t xml:space="preserve">测试软件在正常情况下所具备的最高能力。 主要测试内容如下： a) 针对具有时间约束要求的功能，测试出正常工作条件下实际执行时间的最值范围； b) 针对具有空间约束要求的功能，测试出正常工作条件下实际占用空间的最值范围； c) 针对通讯接口，测试出正常工作条件下实际传输时间、传输数据量的最值范围； d) 针对软件的处理能力，如处理目标数等，测试出正常工作条件下处理能力的最值范围。</w:t>
+            </w:r>
+          </w:p>
+        </w:tc>
+      </w:tr>
+      <w:tr>
+        <w:trPr>
+          <w:trHeight w:val="454"/>
+        </w:trPr>
+        <w:tc>
+          <w:tcPr>
+            <w:tcW w:w="1017" w:type="pct"/>
+            <w:shd w:val="clear" w:color="auto" w:fill="auto"/>
+            <w:vAlign w:val="center"/>
+          </w:tcPr>
+          <w:p>
+            <w:pPr>
+              <w:rPr>
+                <w:szCs w:val="21"/>
+              </w:rPr>
+            </w:pPr>
+            <w:r>
+              <w:rPr>
+                <w:rFonts w:hint="eastAsia"/>
+                <w:szCs w:val="21"/>
+              </w:rPr>
+              <w:t xml:space="preserve">互操作性测试</w:t>
+            </w:r>
+          </w:p>
+        </w:tc>
+        <w:tc>
+          <w:tcPr>
+            <w:tcW w:w="1017" w:type="pct"/>
+            <w:shd w:val="clear" w:color="auto" w:fill="auto"/>
+            <w:vAlign w:val="center"/>
+          </w:tcPr>
+          <w:p>
+            <w:pPr>
+              <w:rPr>
+                <w:szCs w:val="21"/>
+              </w:rPr>
+            </w:pPr>
+            <w:r>
+              <w:rPr>
+                <w:rFonts w:hint="eastAsia"/>
+                <w:szCs w:val="21"/>
+              </w:rPr>
+              <w:t xml:space="preserve">HZ</w:t>
+            </w:r>
+          </w:p>
+        </w:tc>
+        <w:tc>
+          <w:tcPr>
+            <w:tcW w:w="1017" w:type="pct"/>
+            <w:shd w:val="clear" w:color="auto" w:fill="auto"/>
+            <w:vAlign w:val="center"/>
+          </w:tcPr>
+          <w:p>
+            <w:pPr>
+              <w:rPr>
+                <w:szCs w:val="21"/>
+              </w:rPr>
+            </w:pPr>
+            <w:r>
+              <w:rPr>
+                <w:rFonts w:hint="eastAsia"/>
+                <w:szCs w:val="21"/>
+              </w:rPr>
+              <w:t xml:space="preserve">测试本软件与其他对同一功能或同一数据操作处理的协调性和一致。 主要测试内容如下： a) 对同一功能通过配置可在不同软件中实现的相关软件，测试各种配置下功能的正确性； b) 对因软件降级而将部分功能移交给其他软件执行的相关软件，测试功能移交的正确性； c) 对可异步并发操作同一共享数据源的相关软件，测试对数据源操作的相容性和一致性； d) 当同一功能（如指令条件判别、控制指令下达等）被不同软件（装备）同时进行操作时，测试操作处理的协调性和一致性。</w:t>
+            </w:r>
+          </w:p>
+        </w:tc>
+      </w:tr>
+      <w:tr>
+        <w:trPr>
+          <w:trHeight w:val="454"/>
+        </w:trPr>
+        <w:tc>
+          <w:tcPr>
+            <w:tcW w:w="1017" w:type="pct"/>
+            <w:shd w:val="clear" w:color="auto" w:fill="auto"/>
+            <w:vAlign w:val="center"/>
+          </w:tcPr>
+          <w:p>
+            <w:pPr>
+              <w:rPr>
+                <w:szCs w:val="21"/>
+              </w:rPr>
+            </w:pPr>
+            <w:r>
+              <w:rPr>
+                <w:rFonts w:hint="eastAsia"/>
+                <w:szCs w:val="21"/>
+              </w:rPr>
+              <w:t xml:space="preserve">可靠性测试</w:t>
+            </w:r>
+          </w:p>
+        </w:tc>
+        <w:tc>
+          <w:tcPr>
+            <w:tcW w:w="1017" w:type="pct"/>
+            <w:shd w:val="clear" w:color="auto" w:fill="auto"/>
+            <w:vAlign w:val="center"/>
+          </w:tcPr>
+          <w:p>
+            <w:pPr>
+              <w:rPr>
+                <w:szCs w:val="21"/>
+              </w:rPr>
+            </w:pPr>
+            <w:r>
+              <w:rPr>
+                <w:rFonts w:hint="eastAsia"/>
+                <w:szCs w:val="21"/>
+              </w:rPr>
+              <w:t xml:space="preserve">KK</w:t>
+            </w:r>
+          </w:p>
+        </w:tc>
+        <w:tc>
+          <w:tcPr>
+            <w:tcW w:w="1017" w:type="pct"/>
+            <w:shd w:val="clear" w:color="auto" w:fill="auto"/>
+            <w:vAlign w:val="center"/>
+          </w:tcPr>
+          <w:p>
+            <w:pPr>
+              <w:rPr>
+                <w:szCs w:val="21"/>
+              </w:rPr>
+            </w:pPr>
+            <w:r>
+              <w:rPr>
+                <w:rFonts w:hint="eastAsia"/>
+                <w:szCs w:val="21"/>
+              </w:rPr>
+              <w:t xml:space="preserve">从用户视角出发进行情景想定分析，建立软件的使用剖面（任务剖面/业务剖面/运行剖面/操作剖面等），在保证输入覆盖要求的情况下对软件进行定量度量，如，使用剖面的概率分布、使用特征的覆盖率等；监测软件出现的故障， 记录并统计软件的故障数据，依据故障数据对软件可靠性指标进行量化评估。</w:t>
+            </w:r>
+          </w:p>
+        </w:tc>
+      </w:tr>
+      <w:tr>
+        <w:trPr>
+          <w:trHeight w:val="454"/>
+        </w:trPr>
+        <w:tc>
+          <w:tcPr>
+            <w:tcW w:w="1017" w:type="pct"/>
+            <w:shd w:val="clear" w:color="auto" w:fill="auto"/>
+            <w:vAlign w:val="center"/>
+          </w:tcPr>
+          <w:p>
+            <w:pPr>
+              <w:rPr>
+                <w:szCs w:val="21"/>
+              </w:rPr>
+            </w:pPr>
+            <w:r>
+              <w:rPr>
+                <w:rFonts w:hint="eastAsia"/>
+                <w:szCs w:val="21"/>
+              </w:rPr>
+              <w:t xml:space="preserve">数据审查</w:t>
+            </w:r>
+          </w:p>
+        </w:tc>
+        <w:tc>
+          <w:tcPr>
+            <w:tcW w:w="1017" w:type="pct"/>
+            <w:shd w:val="clear" w:color="auto" w:fill="auto"/>
+            <w:vAlign w:val="center"/>
+          </w:tcPr>
+          <w:p>
+            <w:pPr>
+              <w:rPr>
+                <w:szCs w:val="21"/>
+              </w:rPr>
+            </w:pPr>
+            <w:r>
+              <w:rPr>
+                <w:rFonts w:hint="eastAsia"/>
+                <w:szCs w:val="21"/>
+              </w:rPr>
+              <w:t xml:space="preserve">DT</w:t>
+            </w:r>
+          </w:p>
+        </w:tc>
+        <w:tc>
+          <w:tcPr>
+            <w:tcW w:w="1017" w:type="pct"/>
+            <w:shd w:val="clear" w:color="auto" w:fill="auto"/>
+            <w:vAlign w:val="center"/>
+          </w:tcPr>
+          <w:p>
+            <w:pPr>
+              <w:rPr>
+                <w:szCs w:val="21"/>
+              </w:rPr>
+            </w:pPr>
+            <w:r>
+              <w:rPr>
+                <w:rFonts w:hint="eastAsia"/>
+                <w:szCs w:val="21"/>
+              </w:rPr>
+              <w:t xml:space="preserve">a) 针对装订参数、诸元参数、安装参数等软件依赖数据的完整性、有效性、格式规范性等进行审查； b) 针对影响软件初始运行配置的数据，应对软件最大、最小、典型、默认配置下的数据的有效性进行审查； c) 针对用于控制的数据，应根据控制要求对数据的精度、门限/阈值数据的合理性、数据用于控制过程的准确性等进行审查； d) 针对数据的不可更改性等安全保护措施进行审查。</w:t>
+            </w:r>
+          </w:p>
+        </w:tc>
+      </w:tr>
+    </w:tbl>
+    <w:p>
+      <w:pPr>
+        <w:spacing w:line="360" w:lineRule="auto"/>
+        <w:ind w:firstLineChars="200" w:firstLine="480"/>
+        <w:rPr>
+          <w:sz w:val="24"/>
+          <w:szCs w:val="24"/>
+        </w:rPr>
+      </w:pPr>
+      <w:r>
+        <w:rPr>
+          <w:rFonts w:hint="eastAsia"/>
+          <w:sz w:val="24"/>
+          <w:szCs w:val="24"/>
+        </w:rPr>
+        <w:t xml:space="preserve"> </w:t>
       </w:r>
     </w:p>
     <w:sectPr>
@@ -34,7 +1713,7 @@
 </file>
 
 <file path=word/endnotes.xml><?xml version="1.0" encoding="utf-8"?>
-<w:endnotes xmlns:wpc="http://schemas.microsoft.com/office/word/2010/wordprocessingCanvas" xmlns:cx="http://schemas.microsoft.com/office/drawing/2014/chartex" xmlns:cx1="http://schemas.microsoft.com/office/drawing/2015/9/8/chartex" xmlns:cx2="http://schemas.microsoft.com/office/drawing/2015/10/21/chartex" xmlns:cx3="http://schemas.microsoft.com/office/drawing/2016/5/9/chartex" xmlns:cx4="http://schemas.microsoft.com/office/drawing/2016/5/10/chartex" xmlns:cx5="http://schemas.microsoft.com/office/drawing/2016/5/11/chartex" xmlns:cx6="http://schemas.microsoft.com/office/drawing/2016/5/12/chartex" xmlns:cx7="http://schemas.microsoft.com/office/drawing/2016/5/13/chartex" xmlns:cx8="http://schemas.microsoft.com/office/drawing/2016/5/14/chartex" xmlns:mc="http://schemas.openxmlformats.org/markup-compatibility/2006" xmlns:aink="http://schemas.microsoft.com/office/drawing/2016/ink" xmlns:am3d="http://schemas.microsoft.com/office/drawing/2017/model3d" xmlns:o="urn:schemas-microsoft-com:office:office" xmlns:oel="http://schemas.microsoft.com/office/2019/extlst" xmlns:r="http://schemas.openxmlformats.org/officeDocument/2006/relationships" xmlns:m="http://schemas.openxmlformats.org/officeDocument/2006/math" xmlns:v="urn:schemas-microsoft-com:vml" xmlns:wp14="http://schemas.microsoft.com/office/word/2010/wordprocessingDrawing" xmlns:wp="http://schemas.openxmlformats.org/drawingml/2006/wordprocessingDrawing" xmlns:w10="urn:schemas-microsoft-com:office:word" xmlns:w="http://schemas.openxmlformats.org/wordprocessingml/2006/main" xmlns:w14="http://schemas.microsoft.com/office/word/2010/wordml" xmlns:w15="http://schemas.microsoft.com/office/word/2012/wordml" xmlns:w16cex="http://schemas.microsoft.com/office/word/2018/wordml/cex" xmlns:w16cid="http://schemas.microsoft.com/office/word/2016/wordml/cid" xmlns:w16="http://schemas.microsoft.com/office/word/2018/wordml" xmlns:w16du="http://schemas.microsoft.com/office/word/2023/wordml/word16du" xmlns:w16sdtdh="http://schemas.microsoft.com/office/word/2020/wordml/sdtdatahash" xmlns:w16se="http://schemas.microsoft.com/office/word/2015/wordml/symex" xmlns:wpg="http://schemas.microsoft.com/office/word/2010/wordprocessingGroup" xmlns:wpi="http://schemas.microsoft.com/office/word/2010/wordprocessingInk" xmlns:wne="http://schemas.microsoft.com/office/word/2006/wordml" xmlns:wps="http://schemas.microsoft.com/office/word/2010/wordprocessingShape" mc:Ignorable="w14 w15 w16se w16cid w16 w16cex w16sdtdh w16du wp14">
+<w:endnotes xmlns:wpc="http://schemas.microsoft.com/office/word/2010/wordprocessingCanvas" xmlns:cx="http://schemas.microsoft.com/office/drawing/2014/chartex" xmlns:cx1="http://schemas.microsoft.com/office/drawing/2015/9/8/chartex" xmlns:cx2="http://schemas.microsoft.com/office/drawing/2015/10/21/chartex" xmlns:cx3="http://schemas.microsoft.com/office/drawing/2016/5/9/chartex" xmlns:cx4="http://schemas.microsoft.com/office/drawing/2016/5/10/chartex" xmlns:cx5="http://schemas.microsoft.com/office/drawing/2016/5/11/chartex" xmlns:cx6="http://schemas.microsoft.com/office/drawing/2016/5/12/chartex" xmlns:cx7="http://schemas.microsoft.com/office/drawing/2016/5/13/chartex" xmlns:cx8="http://schemas.microsoft.com/office/drawing/2016/5/14/chartex" xmlns:mc="http://schemas.openxmlformats.org/markup-compatibility/2006" xmlns:aink="http://schemas.microsoft.com/office/drawing/2016/ink" xmlns:am3d="http://schemas.microsoft.com/office/drawing/2017/model3d" xmlns:o="urn:schemas-microsoft-com:office:office" xmlns:oel="http://schemas.microsoft.com/office/2019/extlst" xmlns:r="http://schemas.openxmlformats.org/officeDocument/2006/relationships" xmlns:m="http://schemas.openxmlformats.org/officeDocument/2006/math" xmlns:v="urn:schemas-microsoft-com:vml" xmlns:wp14="http://schemas.microsoft.com/office/word/2010/wordprocessingDrawing" xmlns:wp="http://schemas.openxmlformats.org/drawingml/2006/wordprocessingDrawing" xmlns:w10="urn:schemas-microsoft-com:office:word" xmlns:w="http://schemas.openxmlformats.org/wordprocessingml/2006/main" xmlns:w14="http://schemas.microsoft.com/office/word/2010/wordml" xmlns:w15="http://schemas.microsoft.com/office/word/2012/wordml" xmlns:w16cex="http://schemas.microsoft.com/office/word/2018/wordml/cex" xmlns:w16cid="http://schemas.microsoft.com/office/word/2016/wordml/cid" xmlns:w16="http://schemas.microsoft.com/office/word/2018/wordml" xmlns:w16du="http://schemas.microsoft.com/office/word/2023/wordml/word16du" xmlns:w16sdtdh="http://schemas.microsoft.com/office/word/2020/wordml/sdtdatahash" xmlns:w16sdtfl="http://schemas.microsoft.com/office/word/2024/wordml/sdtformatlock" xmlns:w16se="http://schemas.microsoft.com/office/word/2015/wordml/symex" xmlns:wpg="http://schemas.microsoft.com/office/word/2010/wordprocessingGroup" xmlns:wpi="http://schemas.microsoft.com/office/word/2010/wordprocessingInk" xmlns:wne="http://schemas.microsoft.com/office/word/2006/wordml" xmlns:wps="http://schemas.microsoft.com/office/word/2010/wordprocessingShape" mc:Ignorable="w14 w15 w16se w16cid w16 w16cex w16sdtdh w16sdtfl w16du wp14">
   <w:endnote w:type="separator" w:id="-1">
     <w:p>
       <w:r>
@@ -53,7 +1732,7 @@
 </file>
 
 <file path=word/footer1.xml><?xml version="1.0" encoding="utf-8"?>
-<w:ftr xmlns:wpc="http://schemas.microsoft.com/office/word/2010/wordprocessingCanvas" xmlns:cx="http://schemas.microsoft.com/office/drawing/2014/chartex" xmlns:cx1="http://schemas.microsoft.com/office/drawing/2015/9/8/chartex" xmlns:cx2="http://schemas.microsoft.com/office/drawing/2015/10/21/chartex" xmlns:cx3="http://schemas.microsoft.com/office/drawing/2016/5/9/chartex" xmlns:cx4="http://schemas.microsoft.com/office/drawing/2016/5/10/chartex" xmlns:cx5="http://schemas.microsoft.com/office/drawing/2016/5/11/chartex" xmlns:cx6="http://schemas.microsoft.com/office/drawing/2016/5/12/chartex" xmlns:cx7="http://schemas.microsoft.com/office/drawing/2016/5/13/chartex" xmlns:cx8="http://schemas.microsoft.com/office/drawing/2016/5/14/chartex" xmlns:mc="http://schemas.openxmlformats.org/markup-compatibility/2006" xmlns:aink="http://schemas.microsoft.com/office/drawing/2016/ink" xmlns:am3d="http://schemas.microsoft.com/office/drawing/2017/model3d" xmlns:o="urn:schemas-microsoft-com:office:office" xmlns:oel="http://schemas.microsoft.com/office/2019/extlst" xmlns:r="http://schemas.openxmlformats.org/officeDocument/2006/relationships" xmlns:m="http://schemas.openxmlformats.org/officeDocument/2006/math" xmlns:v="urn:schemas-microsoft-com:vml" xmlns:wp14="http://schemas.microsoft.com/office/word/2010/wordprocessingDrawing" xmlns:wp="http://schemas.openxmlformats.org/drawingml/2006/wordprocessingDrawing" xmlns:w10="urn:schemas-microsoft-com:office:word" xmlns:w="http://schemas.openxmlformats.org/wordprocessingml/2006/main" xmlns:w14="http://schemas.microsoft.com/office/word/2010/wordml" xmlns:w15="http://schemas.microsoft.com/office/word/2012/wordml" xmlns:w16cex="http://schemas.microsoft.com/office/word/2018/wordml/cex" xmlns:w16cid="http://schemas.microsoft.com/office/word/2016/wordml/cid" xmlns:w16="http://schemas.microsoft.com/office/word/2018/wordml" xmlns:w16du="http://schemas.microsoft.com/office/word/2023/wordml/word16du" xmlns:w16sdtdh="http://schemas.microsoft.com/office/word/2020/wordml/sdtdatahash" xmlns:w16se="http://schemas.microsoft.com/office/word/2015/wordml/symex" xmlns:wpg="http://schemas.microsoft.com/office/word/2010/wordprocessingGroup" xmlns:wpi="http://schemas.microsoft.com/office/word/2010/wordprocessingInk" xmlns:wne="http://schemas.microsoft.com/office/word/2006/wordml" xmlns:wps="http://schemas.microsoft.com/office/word/2010/wordprocessingShape" mc:Ignorable="w14 w15 w16se w16cid w16 w16cex w16sdtdh w16du wp14">
+<w:ftr xmlns:wpc="http://schemas.microsoft.com/office/word/2010/wordprocessingCanvas" xmlns:cx="http://schemas.microsoft.com/office/drawing/2014/chartex" xmlns:cx1="http://schemas.microsoft.com/office/drawing/2015/9/8/chartex" xmlns:cx2="http://schemas.microsoft.com/office/drawing/2015/10/21/chartex" xmlns:cx3="http://schemas.microsoft.com/office/drawing/2016/5/9/chartex" xmlns:cx4="http://schemas.microsoft.com/office/drawing/2016/5/10/chartex" xmlns:cx5="http://schemas.microsoft.com/office/drawing/2016/5/11/chartex" xmlns:cx6="http://schemas.microsoft.com/office/drawing/2016/5/12/chartex" xmlns:cx7="http://schemas.microsoft.com/office/drawing/2016/5/13/chartex" xmlns:cx8="http://schemas.microsoft.com/office/drawing/2016/5/14/chartex" xmlns:mc="http://schemas.openxmlformats.org/markup-compatibility/2006" xmlns:aink="http://schemas.microsoft.com/office/drawing/2016/ink" xmlns:am3d="http://schemas.microsoft.com/office/drawing/2017/model3d" xmlns:o="urn:schemas-microsoft-com:office:office" xmlns:oel="http://schemas.microsoft.com/office/2019/extlst" xmlns:r="http://schemas.openxmlformats.org/officeDocument/2006/relationships" xmlns:m="http://schemas.openxmlformats.org/officeDocument/2006/math" xmlns:v="urn:schemas-microsoft-com:vml" xmlns:wp14="http://schemas.microsoft.com/office/word/2010/wordprocessingDrawing" xmlns:wp="http://schemas.openxmlformats.org/drawingml/2006/wordprocessingDrawing" xmlns:w10="urn:schemas-microsoft-com:office:word" xmlns:w="http://schemas.openxmlformats.org/wordprocessingml/2006/main" xmlns:w14="http://schemas.microsoft.com/office/word/2010/wordml" xmlns:w15="http://schemas.microsoft.com/office/word/2012/wordml" xmlns:w16cex="http://schemas.microsoft.com/office/word/2018/wordml/cex" xmlns:w16cid="http://schemas.microsoft.com/office/word/2016/wordml/cid" xmlns:w16="http://schemas.microsoft.com/office/word/2018/wordml" xmlns:w16du="http://schemas.microsoft.com/office/word/2023/wordml/word16du" xmlns:w16sdtdh="http://schemas.microsoft.com/office/word/2020/wordml/sdtdatahash" xmlns:w16sdtfl="http://schemas.microsoft.com/office/word/2024/wordml/sdtformatlock" xmlns:w16se="http://schemas.microsoft.com/office/word/2015/wordml/symex" xmlns:wpg="http://schemas.microsoft.com/office/word/2010/wordprocessingGroup" xmlns:wpi="http://schemas.microsoft.com/office/word/2010/wordprocessingInk" xmlns:wne="http://schemas.microsoft.com/office/word/2006/wordml" xmlns:wps="http://schemas.microsoft.com/office/word/2010/wordprocessingShape" mc:Ignorable="w14 w15 w16se w16cid w16 w16cex w16sdtdh w16sdtfl w16du wp14">
   <w:p>
     <w:pPr>
       <w:ind w:firstLine="360"/>
@@ -63,7 +1742,7 @@
 </file>
 
 <file path=word/footnotes.xml><?xml version="1.0" encoding="utf-8"?>
-<w:footnotes xmlns:wpc="http://schemas.microsoft.com/office/word/2010/wordprocessingCanvas" xmlns:cx="http://schemas.microsoft.com/office/drawing/2014/chartex" xmlns:cx1="http://schemas.microsoft.com/office/drawing/2015/9/8/chartex" xmlns:cx2="http://schemas.microsoft.com/office/drawing/2015/10/21/chartex" xmlns:cx3="http://schemas.microsoft.com/office/drawing/2016/5/9/chartex" xmlns:cx4="http://schemas.microsoft.com/office/drawing/2016/5/10/chartex" xmlns:cx5="http://schemas.microsoft.com/office/drawing/2016/5/11/chartex" xmlns:cx6="http://schemas.microsoft.com/office/drawing/2016/5/12/chartex" xmlns:cx7="http://schemas.microsoft.com/office/drawing/2016/5/13/chartex" xmlns:cx8="http://schemas.microsoft.com/office/drawing/2016/5/14/chartex" xmlns:mc="http://schemas.openxmlformats.org/markup-compatibility/2006" xmlns:aink="http://schemas.microsoft.com/office/drawing/2016/ink" xmlns:am3d="http://schemas.microsoft.com/office/drawing/2017/model3d" xmlns:o="urn:schemas-microsoft-com:office:office" xmlns:oel="http://schemas.microsoft.com/office/2019/extlst" xmlns:r="http://schemas.openxmlformats.org/officeDocument/2006/relationships" xmlns:m="http://schemas.openxmlformats.org/officeDocument/2006/math" xmlns:v="urn:schemas-microsoft-com:vml" xmlns:wp14="http://schemas.microsoft.com/office/word/2010/wordprocessingDrawing" xmlns:wp="http://schemas.openxmlformats.org/drawingml/2006/wordprocessingDrawing" xmlns:w10="urn:schemas-microsoft-com:office:word" xmlns:w="http://schemas.openxmlformats.org/wordprocessingml/2006/main" xmlns:w14="http://schemas.microsoft.com/office/word/2010/wordml" xmlns:w15="http://schemas.microsoft.com/office/word/2012/wordml" xmlns:w16cex="http://schemas.microsoft.com/office/word/2018/wordml/cex" xmlns:w16cid="http://schemas.microsoft.com/office/word/2016/wordml/cid" xmlns:w16="http://schemas.microsoft.com/office/word/2018/wordml" xmlns:w16du="http://schemas.microsoft.com/office/word/2023/wordml/word16du" xmlns:w16sdtdh="http://schemas.microsoft.com/office/word/2020/wordml/sdtdatahash" xmlns:w16se="http://schemas.microsoft.com/office/word/2015/wordml/symex" xmlns:wpg="http://schemas.microsoft.com/office/word/2010/wordprocessingGroup" xmlns:wpi="http://schemas.microsoft.com/office/word/2010/wordprocessingInk" xmlns:wne="http://schemas.microsoft.com/office/word/2006/wordml" xmlns:wps="http://schemas.microsoft.com/office/word/2010/wordprocessingShape" mc:Ignorable="w14 w15 w16se w16cid w16 w16cex w16sdtdh w16du wp14">
+<w:footnotes xmlns:wpc="http://schemas.microsoft.com/office/word/2010/wordprocessingCanvas" xmlns:cx="http://schemas.microsoft.com/office/drawing/2014/chartex" xmlns:cx1="http://schemas.microsoft.com/office/drawing/2015/9/8/chartex" xmlns:cx2="http://schemas.microsoft.com/office/drawing/2015/10/21/chartex" xmlns:cx3="http://schemas.microsoft.com/office/drawing/2016/5/9/chartex" xmlns:cx4="http://schemas.microsoft.com/office/drawing/2016/5/10/chartex" xmlns:cx5="http://schemas.microsoft.com/office/drawing/2016/5/11/chartex" xmlns:cx6="http://schemas.microsoft.com/office/drawing/2016/5/12/chartex" xmlns:cx7="http://schemas.microsoft.com/office/drawing/2016/5/13/chartex" xmlns:cx8="http://schemas.microsoft.com/office/drawing/2016/5/14/chartex" xmlns:mc="http://schemas.openxmlformats.org/markup-compatibility/2006" xmlns:aink="http://schemas.microsoft.com/office/drawing/2016/ink" xmlns:am3d="http://schemas.microsoft.com/office/drawing/2017/model3d" xmlns:o="urn:schemas-microsoft-com:office:office" xmlns:oel="http://schemas.microsoft.com/office/2019/extlst" xmlns:r="http://schemas.openxmlformats.org/officeDocument/2006/relationships" xmlns:m="http://schemas.openxmlformats.org/officeDocument/2006/math" xmlns:v="urn:schemas-microsoft-com:vml" xmlns:wp14="http://schemas.microsoft.com/office/word/2010/wordprocessingDrawing" xmlns:wp="http://schemas.openxmlformats.org/drawingml/2006/wordprocessingDrawing" xmlns:w10="urn:schemas-microsoft-com:office:word" xmlns:w="http://schemas.openxmlformats.org/wordprocessingml/2006/main" xmlns:w14="http://schemas.microsoft.com/office/word/2010/wordml" xmlns:w15="http://schemas.microsoft.com/office/word/2012/wordml" xmlns:w16cex="http://schemas.microsoft.com/office/word/2018/wordml/cex" xmlns:w16cid="http://schemas.microsoft.com/office/word/2016/wordml/cid" xmlns:w16="http://schemas.microsoft.com/office/word/2018/wordml" xmlns:w16du="http://schemas.microsoft.com/office/word/2023/wordml/word16du" xmlns:w16sdtdh="http://schemas.microsoft.com/office/word/2020/wordml/sdtdatahash" xmlns:w16sdtfl="http://schemas.microsoft.com/office/word/2024/wordml/sdtformatlock" xmlns:w16se="http://schemas.microsoft.com/office/word/2015/wordml/symex" xmlns:wpg="http://schemas.microsoft.com/office/word/2010/wordprocessingGroup" xmlns:wpi="http://schemas.microsoft.com/office/word/2010/wordprocessingInk" xmlns:wne="http://schemas.microsoft.com/office/word/2006/wordml" xmlns:wps="http://schemas.microsoft.com/office/word/2010/wordprocessingShape" mc:Ignorable="w14 w15 w16se w16cid w16 w16cex w16sdtdh w16sdtfl w16du wp14">
   <w:footnote w:type="separator" w:id="-1">
     <w:p>
       <w:r>
@@ -82,7 +1761,7 @@
 </file>
 
 <file path=word/header1.xml><?xml version="1.0" encoding="utf-8"?>
-<w:hdr xmlns:wpc="http://schemas.microsoft.com/office/word/2010/wordprocessingCanvas" xmlns:cx="http://schemas.microsoft.com/office/drawing/2014/chartex" xmlns:cx1="http://schemas.microsoft.com/office/drawing/2015/9/8/chartex" xmlns:cx2="http://schemas.microsoft.com/office/drawing/2015/10/21/chartex" xmlns:cx3="http://schemas.microsoft.com/office/drawing/2016/5/9/chartex" xmlns:cx4="http://schemas.microsoft.com/office/drawing/2016/5/10/chartex" xmlns:cx5="http://schemas.microsoft.com/office/drawing/2016/5/11/chartex" xmlns:cx6="http://schemas.microsoft.com/office/drawing/2016/5/12/chartex" xmlns:cx7="http://schemas.microsoft.com/office/drawing/2016/5/13/chartex" xmlns:cx8="http://schemas.microsoft.com/office/drawing/2016/5/14/chartex" xmlns:mc="http://schemas.openxmlformats.org/markup-compatibility/2006" xmlns:aink="http://schemas.microsoft.com/office/drawing/2016/ink" xmlns:am3d="http://schemas.microsoft.com/office/drawing/2017/model3d" xmlns:o="urn:schemas-microsoft-com:office:office" xmlns:oel="http://schemas.microsoft.com/office/2019/extlst" xmlns:r="http://schemas.openxmlformats.org/officeDocument/2006/relationships" xmlns:m="http://schemas.openxmlformats.org/officeDocument/2006/math" xmlns:v="urn:schemas-microsoft-com:vml" xmlns:wp14="http://schemas.microsoft.com/office/word/2010/wordprocessingDrawing" xmlns:wp="http://schemas.openxmlformats.org/drawingml/2006/wordprocessingDrawing" xmlns:w10="urn:schemas-microsoft-com:office:word" xmlns:w="http://schemas.openxmlformats.org/wordprocessingml/2006/main" xmlns:w14="http://schemas.microsoft.com/office/word/2010/wordml" xmlns:w15="http://schemas.microsoft.com/office/word/2012/wordml" xmlns:w16cex="http://schemas.microsoft.com/office/word/2018/wordml/cex" xmlns:w16cid="http://schemas.microsoft.com/office/word/2016/wordml/cid" xmlns:w16="http://schemas.microsoft.com/office/word/2018/wordml" xmlns:w16du="http://schemas.microsoft.com/office/word/2023/wordml/word16du" xmlns:w16sdtdh="http://schemas.microsoft.com/office/word/2020/wordml/sdtdatahash" xmlns:w16se="http://schemas.microsoft.com/office/word/2015/wordml/symex" xmlns:wpg="http://schemas.microsoft.com/office/word/2010/wordprocessingGroup" xmlns:wpi="http://schemas.microsoft.com/office/word/2010/wordprocessingInk" xmlns:wne="http://schemas.microsoft.com/office/word/2006/wordml" xmlns:wps="http://schemas.microsoft.com/office/word/2010/wordprocessingShape" mc:Ignorable="w14 w15 w16se w16cid w16 w16cex w16sdtdh w16du wp14">
+<w:hdr xmlns:wpc="http://schemas.microsoft.com/office/word/2010/wordprocessingCanvas" xmlns:cx="http://schemas.microsoft.com/office/drawing/2014/chartex" xmlns:cx1="http://schemas.microsoft.com/office/drawing/2015/9/8/chartex" xmlns:cx2="http://schemas.microsoft.com/office/drawing/2015/10/21/chartex" xmlns:cx3="http://schemas.microsoft.com/office/drawing/2016/5/9/chartex" xmlns:cx4="http://schemas.microsoft.com/office/drawing/2016/5/10/chartex" xmlns:cx5="http://schemas.microsoft.com/office/drawing/2016/5/11/chartex" xmlns:cx6="http://schemas.microsoft.com/office/drawing/2016/5/12/chartex" xmlns:cx7="http://schemas.microsoft.com/office/drawing/2016/5/13/chartex" xmlns:cx8="http://schemas.microsoft.com/office/drawing/2016/5/14/chartex" xmlns:mc="http://schemas.openxmlformats.org/markup-compatibility/2006" xmlns:aink="http://schemas.microsoft.com/office/drawing/2016/ink" xmlns:am3d="http://schemas.microsoft.com/office/drawing/2017/model3d" xmlns:o="urn:schemas-microsoft-com:office:office" xmlns:oel="http://schemas.microsoft.com/office/2019/extlst" xmlns:r="http://schemas.openxmlformats.org/officeDocument/2006/relationships" xmlns:m="http://schemas.openxmlformats.org/officeDocument/2006/math" xmlns:v="urn:schemas-microsoft-com:vml" xmlns:wp14="http://schemas.microsoft.com/office/word/2010/wordprocessingDrawing" xmlns:wp="http://schemas.openxmlformats.org/drawingml/2006/wordprocessingDrawing" xmlns:w10="urn:schemas-microsoft-com:office:word" xmlns:w="http://schemas.openxmlformats.org/wordprocessingml/2006/main" xmlns:w14="http://schemas.microsoft.com/office/word/2010/wordml" xmlns:w15="http://schemas.microsoft.com/office/word/2012/wordml" xmlns:w16cex="http://schemas.microsoft.com/office/word/2018/wordml/cex" xmlns:w16cid="http://schemas.microsoft.com/office/word/2016/wordml/cid" xmlns:w16="http://schemas.microsoft.com/office/word/2018/wordml" xmlns:w16du="http://schemas.microsoft.com/office/word/2023/wordml/word16du" xmlns:w16sdtdh="http://schemas.microsoft.com/office/word/2020/wordml/sdtdatahash" xmlns:w16sdtfl="http://schemas.microsoft.com/office/word/2024/wordml/sdtformatlock" xmlns:w16se="http://schemas.microsoft.com/office/word/2015/wordml/symex" xmlns:wpg="http://schemas.microsoft.com/office/word/2010/wordprocessingGroup" xmlns:wpi="http://schemas.microsoft.com/office/word/2010/wordprocessingInk" xmlns:wne="http://schemas.microsoft.com/office/word/2006/wordml" xmlns:wps="http://schemas.microsoft.com/office/word/2010/wordprocessingShape" mc:Ignorable="w14 w15 w16se w16cid w16 w16cex w16sdtdh w16sdtfl w16du wp14">
   <w:p>
     <w:pPr>
       <w:ind w:firstLine="360"/>
@@ -92,7 +1771,7 @@
 </file>
 
 <file path=word/numbering.xml><?xml version="1.0" encoding="utf-8"?>
-<w:numbering xmlns:wpc="http://schemas.microsoft.com/office/word/2010/wordprocessingCanvas" xmlns:cx="http://schemas.microsoft.com/office/drawing/2014/chartex" xmlns:cx1="http://schemas.microsoft.com/office/drawing/2015/9/8/chartex" xmlns:cx2="http://schemas.microsoft.com/office/drawing/2015/10/21/chartex" xmlns:cx3="http://schemas.microsoft.com/office/drawing/2016/5/9/chartex" xmlns:cx4="http://schemas.microsoft.com/office/drawing/2016/5/10/chartex" xmlns:cx5="http://schemas.microsoft.com/office/drawing/2016/5/11/chartex" xmlns:cx6="http://schemas.microsoft.com/office/drawing/2016/5/12/chartex" xmlns:cx7="http://schemas.microsoft.com/office/drawing/2016/5/13/chartex" xmlns:cx8="http://schemas.microsoft.com/office/drawing/2016/5/14/chartex" xmlns:mc="http://schemas.openxmlformats.org/markup-compatibility/2006" xmlns:aink="http://schemas.microsoft.com/office/drawing/2016/ink" xmlns:am3d="http://schemas.microsoft.com/office/drawing/2017/model3d" xmlns:o="urn:schemas-microsoft-com:office:office" xmlns:oel="http://schemas.microsoft.com/office/2019/extlst" xmlns:r="http://schemas.openxmlformats.org/officeDocument/2006/relationships" xmlns:m="http://schemas.openxmlformats.org/officeDocument/2006/math" xmlns:v="urn:schemas-microsoft-com:vml" xmlns:wp14="http://schemas.microsoft.com/office/word/2010/wordprocessingDrawing" xmlns:wp="http://schemas.openxmlformats.org/drawingml/2006/wordprocessingDrawing" xmlns:w10="urn:schemas-microsoft-com:office:word" xmlns:w="http://schemas.openxmlformats.org/wordprocessingml/2006/main" xmlns:w14="http://schemas.microsoft.com/office/word/2010/wordml" xmlns:w15="http://schemas.microsoft.com/office/word/2012/wordml" xmlns:w16cex="http://schemas.microsoft.com/office/word/2018/wordml/cex" xmlns:w16cid="http://schemas.microsoft.com/office/word/2016/wordml/cid" xmlns:w16="http://schemas.microsoft.com/office/word/2018/wordml" xmlns:w16du="http://schemas.microsoft.com/office/word/2023/wordml/word16du" xmlns:w16sdtdh="http://schemas.microsoft.com/office/word/2020/wordml/sdtdatahash" xmlns:w16se="http://schemas.microsoft.com/office/word/2015/wordml/symex" xmlns:wpg="http://schemas.microsoft.com/office/word/2010/wordprocessingGroup" xmlns:wpi="http://schemas.microsoft.com/office/word/2010/wordprocessingInk" xmlns:wne="http://schemas.microsoft.com/office/word/2006/wordml" xmlns:wps="http://schemas.microsoft.com/office/word/2010/wordprocessingShape" mc:Ignorable="w14 w15 w16se w16cid w16 w16cex w16sdtdh w16du wp14">
+<w:numbering xmlns:wpc="http://schemas.microsoft.com/office/word/2010/wordprocessingCanvas" xmlns:cx="http://schemas.microsoft.com/office/drawing/2014/chartex" xmlns:cx1="http://schemas.microsoft.com/office/drawing/2015/9/8/chartex" xmlns:cx2="http://schemas.microsoft.com/office/drawing/2015/10/21/chartex" xmlns:cx3="http://schemas.microsoft.com/office/drawing/2016/5/9/chartex" xmlns:cx4="http://schemas.microsoft.com/office/drawing/2016/5/10/chartex" xmlns:cx5="http://schemas.microsoft.com/office/drawing/2016/5/11/chartex" xmlns:cx6="http://schemas.microsoft.com/office/drawing/2016/5/12/chartex" xmlns:cx7="http://schemas.microsoft.com/office/drawing/2016/5/13/chartex" xmlns:cx8="http://schemas.microsoft.com/office/drawing/2016/5/14/chartex" xmlns:mc="http://schemas.openxmlformats.org/markup-compatibility/2006" xmlns:aink="http://schemas.microsoft.com/office/drawing/2016/ink" xmlns:am3d="http://schemas.microsoft.com/office/drawing/2017/model3d" xmlns:o="urn:schemas-microsoft-com:office:office" xmlns:oel="http://schemas.microsoft.com/office/2019/extlst" xmlns:r="http://schemas.openxmlformats.org/officeDocument/2006/relationships" xmlns:m="http://schemas.openxmlformats.org/officeDocument/2006/math" xmlns:v="urn:schemas-microsoft-com:vml" xmlns:wp14="http://schemas.microsoft.com/office/word/2010/wordprocessingDrawing" xmlns:wp="http://schemas.openxmlformats.org/drawingml/2006/wordprocessingDrawing" xmlns:w10="urn:schemas-microsoft-com:office:word" xmlns:w="http://schemas.openxmlformats.org/wordprocessingml/2006/main" xmlns:w14="http://schemas.microsoft.com/office/word/2010/wordml" xmlns:w15="http://schemas.microsoft.com/office/word/2012/wordml" xmlns:w16cex="http://schemas.microsoft.com/office/word/2018/wordml/cex" xmlns:w16cid="http://schemas.microsoft.com/office/word/2016/wordml/cid" xmlns:w16="http://schemas.microsoft.com/office/word/2018/wordml" xmlns:w16du="http://schemas.microsoft.com/office/word/2023/wordml/word16du" xmlns:w16sdtdh="http://schemas.microsoft.com/office/word/2020/wordml/sdtdatahash" xmlns:w16sdtfl="http://schemas.microsoft.com/office/word/2024/wordml/sdtformatlock" xmlns:w16se="http://schemas.microsoft.com/office/word/2015/wordml/symex" xmlns:wpg="http://schemas.microsoft.com/office/word/2010/wordprocessingGroup" xmlns:wpi="http://schemas.microsoft.com/office/word/2010/wordprocessingInk" xmlns:wne="http://schemas.microsoft.com/office/word/2006/wordml" xmlns:wps="http://schemas.microsoft.com/office/word/2010/wordprocessingShape" mc:Ignorable="w14 w15 w16se w16cid w16 w16cex w16sdtdh w16sdtfl w16du wp14">
   <w:abstractNum w:abstractNumId="0" w15:restartNumberingAfterBreak="0">
     <w:nsid w:val="FFFFFF7E"/>
     <w:multiLevelType w:val="singleLevel"/>
@@ -6789,7 +8468,7 @@
 </file>
 
 <file path=word/styles.xml><?xml version="1.0" encoding="utf-8"?>
-<w:styles xmlns:mc="http://schemas.openxmlformats.org/markup-compatibility/2006" xmlns:r="http://schemas.openxmlformats.org/officeDocument/2006/relationships" xmlns:w="http://schemas.openxmlformats.org/wordprocessingml/2006/main" xmlns:w14="http://schemas.microsoft.com/office/word/2010/wordml" xmlns:w15="http://schemas.microsoft.com/office/word/2012/wordml" xmlns:w16cex="http://schemas.microsoft.com/office/word/2018/wordml/cex" xmlns:w16cid="http://schemas.microsoft.com/office/word/2016/wordml/cid" xmlns:w16="http://schemas.microsoft.com/office/word/2018/wordml" xmlns:w16du="http://schemas.microsoft.com/office/word/2023/wordml/word16du" xmlns:w16sdtdh="http://schemas.microsoft.com/office/word/2020/wordml/sdtdatahash" xmlns:w16se="http://schemas.microsoft.com/office/word/2015/wordml/symex" mc:Ignorable="w14 w15 w16se w16cid w16 w16cex w16sdtdh w16du">
+<w:styles xmlns:mc="http://schemas.openxmlformats.org/markup-compatibility/2006" xmlns:r="http://schemas.openxmlformats.org/officeDocument/2006/relationships" xmlns:w="http://schemas.openxmlformats.org/wordprocessingml/2006/main" xmlns:w14="http://schemas.microsoft.com/office/word/2010/wordml" xmlns:w15="http://schemas.microsoft.com/office/word/2012/wordml" xmlns:w16cex="http://schemas.microsoft.com/office/word/2018/wordml/cex" xmlns:w16cid="http://schemas.microsoft.com/office/word/2016/wordml/cid" xmlns:w16="http://schemas.microsoft.com/office/word/2018/wordml" xmlns:w16du="http://schemas.microsoft.com/office/word/2023/wordml/word16du" xmlns:w16sdtdh="http://schemas.microsoft.com/office/word/2020/wordml/sdtdatahash" xmlns:w16sdtfl="http://schemas.microsoft.com/office/word/2024/wordml/sdtformatlock" xmlns:w16se="http://schemas.microsoft.com/office/word/2015/wordml/symex" mc:Ignorable="w14 w15 w16se w16cid w16 w16cex w16sdtdh w16sdtfl w16du">
   <w:docDefaults>
     <w:rPrDefault>
       <w:rPr>
